--- a/01-arqueologia/legado-sifap/legacy-docs/REGRAS-NEGOCIO-2012.docx
+++ b/01-arqueologia/legado-sifap/legacy-docs/REGRAS-NEGOCIO-2012.docx
@@ -3,48 +3,222 @@
 <w:document xmlns:w="http://schemas.openxmlformats.org/wordprocessingml/2006/main" xmlns:m="http://schemas.openxmlformats.org/officeDocument/2006/math" xmlns:r="http://schemas.openxmlformats.org/officeDocument/2006/relationships" xmlns:o="urn:schemas-microsoft-com:office:office" xmlns:v="urn:schemas-microsoft-com:vml" xmlns:w10="urn:schemas-microsoft-com:office:word" xmlns:a="http://schemas.openxmlformats.org/drawingml/2006/main" xmlns:pic="http://schemas.openxmlformats.org/drawingml/2006/picture" xmlns:wp="http://schemas.openxmlformats.org/drawingml/2006/wordprocessingDrawing">
   <w:body>
     <w:p>
-      <w:pPr>
-        <w:pStyle w:val="Title"/>
-      </w:pPr>
-      <w:r>
-        <w:t xml:space="preserve">Regras de Negócio do SIFAP — Levantamento Parcial</w:t>
-      </w:r>
-    </w:p>
-    <w:p>
-      <w:pPr>
-        <w:pStyle w:val="Author"/>
-      </w:pPr>
-      <w:r>
-        <w:t xml:space="preserve">Ana Cristina Barros — Analista de Negócios SENARC</w:t>
-      </w:r>
-    </w:p>
-    <w:p>
-      <w:pPr>
-        <w:pStyle w:val="Date"/>
-      </w:pPr>
-      <w:r>
-        <w:t xml:space="preserve">2012-08-14</w:t>
-      </w:r>
-    </w:p>
-    <w:bookmarkStart w:id="28" w:name="Xcbb32f0b4df1be22107f8c21dc8ed4d3a499391"/>
-    <w:p>
-      <w:pPr>
-        <w:pStyle w:val="Heading1"/>
-      </w:pPr>
-      <w:r>
-        <w:t xml:space="preserve">REGRAS DE NEGÓCIO DO SIFAP — LEVANTAMENTO PARCIAL</w:t>
+      <w:r>
+        <w:pict>
+          <v:rect style="width:0;height:1.5pt" o:hralign="center" o:hrstd="t" o:hr="t"/>
+        </w:pict>
       </w:r>
     </w:p>
     <w:p>
       <w:pPr>
         <w:pStyle w:val="FirstParagraph"/>
       </w:pPr>
+      <w:r>
+        <w:t xml:space="preserve">title: "SIFAP Business Rules - Partial Survey"</w:t>
+      </w:r>
+      <w:r>
+        <w:t xml:space="preserve"> </w:t>
+      </w:r>
+      <w:r>
+        <w:t xml:space="preserve">author: "Ana Cristina Barros - SENARC Business Analyst"</w:t>
+      </w:r>
+      <w:r>
+        <w:t xml:space="preserve"> </w:t>
+      </w:r>
+      <w:r>
+        <w:t xml:space="preserve">date: "2012-08-14"</w:t>
+      </w:r>
+      <w:r>
+        <w:t xml:space="preserve"> </w:t>
+      </w:r>
+      <w:r>
+        <w:t xml:space="preserve">version: "1.0.0-DRAFT"</w:t>
+      </w:r>
+      <w:r>
+        <w:t xml:space="preserve"> </w:t>
+      </w:r>
+      <w:r>
+        <w:t xml:space="preserve">classification: "RESTRICTED"</w:t>
+      </w:r>
+      <w:r>
+        <w:t xml:space="preserve"> </w:t>
+      </w:r>
+      <w:r>
+        <w:t xml:space="preserve">status: "INCOMPLETE - Survey discontinued"</w:t>
+      </w:r>
+      <w:r>
+        <w:t xml:space="preserve"> </w:t>
+      </w:r>
+      <w:r>
+        <w:t xml:space="preserve">distribution: "SENARC/CGPB, SUPDE/DESIF, CGTI/MDAS"</w:t>
+      </w:r>
+      <w:r>
+        <w:t xml:space="preserve"> </w:t>
+      </w:r>
+      <w:r>
+        <w:t xml:space="preserve">revision_history:</w:t>
+      </w:r>
+    </w:p>
+    <w:p>
+      <w:pPr>
+        <w:pStyle w:val="Compact"/>
+        <w:numPr>
+          <w:ilvl w:val="0"/>
+          <w:numId w:val="1001"/>
+        </w:numPr>
+      </w:pPr>
+      <w:r>
+        <w:t xml:space="preserve">version: "0.1.0"</w:t>
+      </w:r>
+      <w:r>
+        <w:t xml:space="preserve"> </w:t>
+      </w:r>
+      <w:r>
+        <w:t xml:space="preserve">date: "2012-06-04"</w:t>
+      </w:r>
+      <w:r>
+        <w:t xml:space="preserve"> </w:t>
+      </w:r>
+      <w:r>
+        <w:t xml:space="preserve">author: "Ana Cristina Barros"</w:t>
+      </w:r>
+      <w:r>
+        <w:t xml:space="preserve"> </w:t>
+      </w:r>
+      <w:r>
+        <w:t xml:space="preserve">description: "Start of survey - registration module"</w:t>
+      </w:r>
+    </w:p>
+    <w:p>
+      <w:pPr>
+        <w:pStyle w:val="Compact"/>
+        <w:numPr>
+          <w:ilvl w:val="0"/>
+          <w:numId w:val="1001"/>
+        </w:numPr>
+      </w:pPr>
+      <w:r>
+        <w:t xml:space="preserve">version: "0.5.0"</w:t>
+      </w:r>
+      <w:r>
+        <w:t xml:space="preserve"> </w:t>
+      </w:r>
+      <w:r>
+        <w:t xml:space="preserve">date: "2012-07-10"</w:t>
+      </w:r>
+      <w:r>
+        <w:t xml:space="preserve"> </w:t>
+      </w:r>
+      <w:r>
+        <w:t xml:space="preserve">author: "Ana Cristina Barros"</w:t>
+      </w:r>
+      <w:r>
+        <w:t xml:space="preserve"> </w:t>
+      </w:r>
+      <w:r>
+        <w:t xml:space="preserve">description: "Partial inclusion of calculation and discount modules"</w:t>
+      </w:r>
+    </w:p>
+    <w:p>
+      <w:pPr>
+        <w:pStyle w:val="Compact"/>
+        <w:numPr>
+          <w:ilvl w:val="0"/>
+          <w:numId w:val="1001"/>
+        </w:numPr>
+      </w:pPr>
+      <w:r>
+        <w:t xml:space="preserve">version: "1.0.0-DRAFT"</w:t>
+      </w:r>
+      <w:r>
+        <w:t xml:space="preserve"> </w:t>
+      </w:r>
+      <w:r>
+        <w:t xml:space="preserve">date: "2012-08-14"</w:t>
+      </w:r>
+      <w:r>
+        <w:t xml:space="preserve"> </w:t>
+      </w:r>
+      <w:r>
+        <w:t xml:space="preserve">author: "Ana Cristina Barros"</w:t>
+      </w:r>
+      <w:r>
+        <w:t xml:space="preserve"> </w:t>
+      </w:r>
+      <w:r>
+        <w:t xml:space="preserve">description: "Latest version - survey discontinued"</w:t>
+      </w:r>
+    </w:p>
+    <w:p>
+      <w:r>
+        <w:pict>
+          <v:rect style="width:0;height:1.5pt" o:hralign="center" o:hrstd="t" o:hr="t"/>
+        </w:pict>
+      </w:r>
+    </w:p>
+    <w:p>
+      <w:pPr>
+        <w:pStyle w:val="FirstParagraph"/>
+      </w:pPr>
+      <w:r>
+        <w:t xml:space="preserve">Note</w:t>
+      </w:r>
+    </w:p>
+    <w:p>
+      <w:pPr>
+        <w:pStyle w:val="BodyText"/>
+      </w:pPr>
+      <w:r>
+        <w:t xml:space="preserve">This is a reconstructed historical document for the SIFAP 2.0 workshop archaeology exercise. It simulates the partial business-rule survey conducted in 2012 by the SENARC/CGPB team. Period language, personal names, uncertainties, and documented gaps have been intentionally preserved.</w:t>
+      </w:r>
+      <w:r>
+        <w:t xml:space="preserve"> </w:t>
+      </w:r>
       <w:r>
         <w:rPr>
           <w:b/>
           <w:bCs/>
         </w:rPr>
-        <w:t xml:space="preserve">SISTEMA DE FISCALIZAÇÃO E ADMINISTRAÇÃO DE PAGAMENTOS</w:t>
+        <w:t xml:space="preserve">This document must not be used as the system's current specification.</w:t>
+      </w:r>
+      <w:r>
+        <w:t xml:space="preserve"> </w:t>
+      </w:r>
+      <w:r>
+        <w:t xml:space="preserve">Rules marked</w:t>
+      </w:r>
+      <w:r>
+        <w:t xml:space="preserve"> </w:t>
+      </w:r>
+      <w:r>
+        <w:rPr>
+          <w:rStyle w:val="VerbatimChar"/>
+        </w:rPr>
+        <w:t xml:space="preserve">[PENDING]</w:t>
+      </w:r>
+      <w:r>
+        <w:t xml:space="preserve">, comments about inconsistencies, and unverified items are part of the exercise—they represent the real knowledge-extraction challenge the team must address during archaeology.</w:t>
+      </w:r>
+    </w:p>
+    <w:bookmarkStart w:id="42" w:name="sifap-business-rules---partial-survey"/>
+    <w:p>
+      <w:pPr>
+        <w:pStyle w:val="Heading1"/>
+      </w:pPr>
+      <w:r>
+        <w:t xml:space="preserve">SIFAP BUSINESS RULES - PARTIAL SURVEY</w:t>
+      </w:r>
+    </w:p>
+    <w:p>
+      <w:pPr>
+        <w:pStyle w:val="FirstParagraph"/>
+      </w:pPr>
+      <w:r>
+        <w:rPr>
+          <w:b/>
+          <w:bCs/>
+        </w:rPr>
+        <w:t xml:space="preserve">PAYMENT INSPECTION AND ADMINISTRATION SYSTEM</w:t>
       </w:r>
     </w:p>
     <w:p>
@@ -58,13 +232,34 @@
       <w:tblPr>
         <w:tblStyle w:val="Table"/>
         <w:tblW w:type="auto" w:w="0"/>
-        <w:tblLook w:firstRow="0" w:lastRow="0" w:firstColumn="0" w:lastColumn="0" w:noHBand="0" w:noVBand="0" w:val="0000"/>
+        <w:tblLook w:firstRow="1" w:lastRow="0" w:firstColumn="0" w:lastColumn="0" w:noHBand="0" w:noVBand="0" w:val="0020"/>
       </w:tblPr>
       <w:tblGrid>
         <w:gridCol w:w="3960"/>
         <w:gridCol w:w="3960"/>
       </w:tblGrid>
       <w:tr>
+        <w:trPr>
+          <w:tblHeader w:val="on"/>
+        </w:trPr>
+        <w:tc>
+          <w:tcPr/>
+          <w:p>
+            <w:pPr>
+              <w:pStyle w:val="Compact"/>
+            </w:pPr>
+          </w:p>
+        </w:tc>
+        <w:tc>
+          <w:tcPr/>
+          <w:p>
+            <w:pPr>
+              <w:pStyle w:val="Compact"/>
+            </w:pPr>
+          </w:p>
+        </w:tc>
+      </w:tr>
+      <w:tr>
         <w:tc>
           <w:tcPr/>
           <w:p>
@@ -76,18 +271,18 @@
                 <w:b/>
                 <w:bCs/>
               </w:rPr>
-              <w:t xml:space="preserve">Documento:</w:t>
-            </w:r>
-          </w:p>
-        </w:tc>
-        <w:tc>
-          <w:tcPr/>
-          <w:p>
-            <w:pPr>
-              <w:pStyle w:val="Compact"/>
-            </w:pPr>
-            <w:r>
-              <w:t xml:space="preserve">RN-SIFAP-2012-parcial</w:t>
+              <w:t xml:space="preserve">Document:</w:t>
+            </w:r>
+          </w:p>
+        </w:tc>
+        <w:tc>
+          <w:tcPr/>
+          <w:p>
+            <w:pPr>
+              <w:pStyle w:val="Compact"/>
+            </w:pPr>
+            <w:r>
+              <w:t xml:space="preserve">RN-SIFAP-2012-partial</w:t>
             </w:r>
           </w:p>
         </w:tc>
@@ -104,18 +299,18 @@
                 <w:b/>
                 <w:bCs/>
               </w:rPr>
-              <w:t xml:space="preserve">Classificação:</w:t>
-            </w:r>
-          </w:p>
-        </w:tc>
-        <w:tc>
-          <w:tcPr/>
-          <w:p>
-            <w:pPr>
-              <w:pStyle w:val="Compact"/>
-            </w:pPr>
-            <w:r>
-              <w:t xml:space="preserve">RESTRITO</w:t>
+              <w:t xml:space="preserve">Classification:</w:t>
+            </w:r>
+          </w:p>
+        </w:tc>
+        <w:tc>
+          <w:tcPr/>
+          <w:p>
+            <w:pPr>
+              <w:pStyle w:val="Compact"/>
+            </w:pPr>
+            <w:r>
+              <w:t xml:space="preserve">RESTRICTED</w:t>
             </w:r>
           </w:p>
         </w:tc>
@@ -132,7 +327,7 @@
                 <w:b/>
                 <w:bCs/>
               </w:rPr>
-              <w:t xml:space="preserve">Data de emissão:</w:t>
+              <w:t xml:space="preserve">Issue date:</w:t>
             </w:r>
           </w:p>
         </w:tc>
@@ -171,7 +366,7 @@
               <w:pStyle w:val="Compact"/>
             </w:pPr>
             <w:r>
-              <w:t xml:space="preserve">RASCUNHO — INCOMPLETO</w:t>
+              <w:t xml:space="preserve">DRAFT - INCOMPLETE</w:t>
             </w:r>
           </w:p>
         </w:tc>
@@ -188,18 +383,18 @@
                 <w:b/>
                 <w:bCs/>
               </w:rPr>
-              <w:t xml:space="preserve">Responsável:</w:t>
-            </w:r>
-          </w:p>
-        </w:tc>
-        <w:tc>
-          <w:tcPr/>
-          <w:p>
-            <w:pPr>
-              <w:pStyle w:val="Compact"/>
-            </w:pPr>
-            <w:r>
-              <w:t xml:space="preserve">Ana Cristina Barros — SENARC</w:t>
+              <w:t xml:space="preserve">Responsible:</w:t>
+            </w:r>
+          </w:p>
+        </w:tc>
+        <w:tc>
+          <w:tcPr/>
+          <w:p>
+            <w:pPr>
+              <w:pStyle w:val="Compact"/>
+            </w:pPr>
+            <w:r>
+              <w:t xml:space="preserve">Ana Cristina Barros - SENARC</w:t>
             </w:r>
           </w:p>
         </w:tc>
@@ -216,18 +411,18 @@
                 <w:b/>
                 <w:bCs/>
               </w:rPr>
-              <w:t xml:space="preserve">Validação técnica:</w:t>
-            </w:r>
-          </w:p>
-        </w:tc>
-        <w:tc>
-          <w:tcPr/>
-          <w:p>
-            <w:pPr>
-              <w:pStyle w:val="Compact"/>
-            </w:pPr>
-            <w:r>
-              <w:t xml:space="preserve">Pendente</w:t>
+              <w:t xml:space="preserve">Technical validation:</w:t>
+            </w:r>
+          </w:p>
+        </w:tc>
+        <w:tc>
+          <w:tcPr/>
+          <w:p>
+            <w:pPr>
+              <w:pStyle w:val="Compact"/>
+            </w:pPr>
+            <w:r>
+              <w:t xml:space="preserve">Pending</w:t>
             </w:r>
           </w:p>
         </w:tc>
@@ -249,7 +444,7 @@
           <w:b/>
           <w:bCs/>
         </w:rPr>
-        <w:t xml:space="preserve">DOCUMENTO EM CONSTRUÇÃO</w:t>
+        <w:t xml:space="preserve">DOCUMENT IN PROGRESS</w:t>
       </w:r>
     </w:p>
     <w:p>
@@ -257,7 +452,7 @@
         <w:pStyle w:val="BlockText"/>
       </w:pPr>
       <w:r>
-        <w:t xml:space="preserve">Levantamento iniciado em junho/2012, interrompido em agosto/2012 por falta de disponibilidade da equipe técnica. A aposentadoria do Sr. Roberto Carlos Meirelles (analista sênior, aposentado desde 2010) e a transferência da Sra. Fernanda Oliveira (analista de negócios, aposentada em 2012) comprometeram significativamente a continuidade deste trabalho.</w:t>
+        <w:t xml:space="preserve">Survey started in June/2012, interrupted in August/2012 due to lack of availability of the technical team. The retirement of Mr. Roberto Carlos Meirelles (senior analyst, retired since 2010) and the transfer of Ms. Fernanda Oliveira (business analyst, retired in 2012) significantly compromised the continuity of this work.</w:t>
       </w:r>
     </w:p>
     <w:p>
@@ -265,7 +460,7 @@
         <w:pStyle w:val="BlockText"/>
       </w:pPr>
       <w:r>
-        <w:t xml:space="preserve">As regras documentadas abaixo representam</w:t>
+        <w:t xml:space="preserve">The rules documented below represent a</w:t>
       </w:r>
       <w:r>
         <w:t xml:space="preserve"> </w:t>
@@ -275,34 +470,58 @@
           <w:b/>
           <w:bCs/>
         </w:rPr>
-        <w:t xml:space="preserve">levantamento parcial</w:t>
-      </w:r>
-      <w:r>
-        <w:t xml:space="preserve">, baseado em:</w:t>
-      </w:r>
-      <w:r>
-        <w:t xml:space="preserve"> </w:t>
-      </w:r>
-      <w:r>
-        <w:t xml:space="preserve">- Entrevistas com Marcos Antônio Ferreira (programador Natural sênior);</w:t>
-      </w:r>
-      <w:r>
-        <w:t xml:space="preserve"> </w:t>
-      </w:r>
-      <w:r>
-        <w:t xml:space="preserve">- Análise parcial do código-fonte dos programas CADBENEF, CALCBENF e VALELEG;</w:t>
-      </w:r>
-      <w:r>
-        <w:t xml:space="preserve"> </w:t>
-      </w:r>
-      <w:r>
-        <w:t xml:space="preserve">- Documentação existente (Manual Técnico SIFAP v2.3.1, 2008);</w:t>
-      </w:r>
-      <w:r>
-        <w:t xml:space="preserve"> </w:t>
-      </w:r>
-      <w:r>
-        <w:t xml:space="preserve">- Conhecimento institucional da equipe SENARC/CGPB.</w:t>
+        <w:t xml:space="preserve">partial survey</w:t>
+      </w:r>
+      <w:r>
+        <w:t xml:space="preserve">, based on:</w:t>
+      </w:r>
+    </w:p>
+    <w:p>
+      <w:pPr>
+        <w:pStyle w:val="Compact"/>
+        <w:numPr>
+          <w:ilvl w:val="0"/>
+          <w:numId w:val="1002"/>
+        </w:numPr>
+      </w:pPr>
+      <w:r>
+        <w:t xml:space="preserve">Interviews with Marcos Antônio Ferreira (senior Natural programmer);</w:t>
+      </w:r>
+    </w:p>
+    <w:p>
+      <w:pPr>
+        <w:pStyle w:val="Compact"/>
+        <w:numPr>
+          <w:ilvl w:val="0"/>
+          <w:numId w:val="1002"/>
+        </w:numPr>
+      </w:pPr>
+      <w:r>
+        <w:t xml:space="preserve">Partial analysis of the source code of the programs CADBENEF, CALCBENF and VALELEG;</w:t>
+      </w:r>
+    </w:p>
+    <w:p>
+      <w:pPr>
+        <w:pStyle w:val="Compact"/>
+        <w:numPr>
+          <w:ilvl w:val="0"/>
+          <w:numId w:val="1002"/>
+        </w:numPr>
+      </w:pPr>
+      <w:r>
+        <w:t xml:space="preserve">Existing documentation (Technical Manual SIFAP v2.3.1, 2008);</w:t>
+      </w:r>
+    </w:p>
+    <w:p>
+      <w:pPr>
+        <w:pStyle w:val="Compact"/>
+        <w:numPr>
+          <w:ilvl w:val="0"/>
+          <w:numId w:val="1002"/>
+        </w:numPr>
+      </w:pPr>
+      <w:r>
+        <w:t xml:space="preserve">Institutional knowledge of the SENARC/CGPB team.</w:t>
       </w:r>
     </w:p>
     <w:p>
@@ -314,7 +533,7 @@
           <w:b/>
           <w:bCs/>
         </w:rPr>
-        <w:t xml:space="preserve">Este documento NÃO foi validado pela equipe técnica do SERPRO e pode conter imprecisões.</w:t>
+        <w:t xml:space="preserve">This document has NOT been validated by the organization's technical team and may contain inaccuracies.</w:t>
       </w:r>
     </w:p>
     <w:p>
@@ -324,22 +543,22 @@
         </w:pict>
       </w:r>
     </w:p>
-    <w:bookmarkStart w:id="12" w:name="cadastro-de-beneficiários"/>
+    <w:bookmarkStart w:id="26" w:name="X14b0fd6f74d332f5a45f8dacb8fdb5251cf2f2b"/>
     <w:p>
       <w:pPr>
         <w:pStyle w:val="Heading2"/>
       </w:pPr>
       <w:r>
-        <w:t xml:space="preserve">1. Cadastro de Beneficiários</w:t>
-      </w:r>
-    </w:p>
-    <w:bookmarkStart w:id="9" w:name="regras-de-inclusão"/>
+        <w:t xml:space="preserve">1. Beneficiary Registration</w:t>
+      </w:r>
+    </w:p>
+    <w:bookmarkStart w:id="23" w:name="Xd9af66c73edecc9f36be28493fbfab23fc6ad67"/>
     <w:p>
       <w:pPr>
         <w:pStyle w:val="Heading3"/>
       </w:pPr>
       <w:r>
-        <w:t xml:space="preserve">1.1. Regras de Inclusão</w:t>
+        <w:t xml:space="preserve">1.1. Inclusion Rules</w:t>
       </w:r>
     </w:p>
     <w:p>
@@ -357,7 +576,7 @@
         <w:t xml:space="preserve"> </w:t>
       </w:r>
       <w:r>
-        <w:t xml:space="preserve">— Todo beneficiário deve possuir CPF válido (validação por dígito verificador — subprograma VALCPF) e NIS/NIT ativo (validação via subprograma VALNISN).</w:t>
+        <w:t xml:space="preserve">- Every beneficiary must have a valid CPF (validation by check digit - subprogram VALCPF) and active NIS/NIT (validation via subprogram VALNISN).</w:t>
       </w:r>
     </w:p>
     <w:p>
@@ -375,25 +594,7 @@
         <w:t xml:space="preserve"> </w:t>
       </w:r>
       <w:r>
-        <w:t xml:space="preserve">— Não é permitida a inclusão de beneficiário com CPF já existente no cadastro em situação ativa (BN-CD-SIT =</w:t>
-      </w:r>
-      <w:r>
-        <w:t xml:space="preserve"> </w:t>
-      </w:r>
-      <w:r>
-        <w:t xml:space="preserve">‘A’</w:t>
-      </w:r>
-      <w:r>
-        <w:t xml:space="preserve">). Beneficiários excluídos logicamente (BN-CD-SIT =</w:t>
-      </w:r>
-      <w:r>
-        <w:t xml:space="preserve"> </w:t>
-      </w:r>
-      <w:r>
-        <w:t xml:space="preserve">‘E’</w:t>
-      </w:r>
-      <w:r>
-        <w:t xml:space="preserve">) podem ser reincluídos mediante novo cadastro.</w:t>
+        <w:t xml:space="preserve">- It is not permitted to include a beneficiary with CPF already in the registry in active status (BN-CD-SIT = 'A'). Logically excluded beneficiaries (BN-CD-SIT = 'E') can be re-included upon new registration.</w:t>
       </w:r>
     </w:p>
     <w:p>
@@ -411,16 +612,7 @@
         <w:t xml:space="preserve"> </w:t>
       </w:r>
       <w:r>
-        <w:t xml:space="preserve">— O beneficiário deve estar vinculado a pelo menos um programa social ativo (campo BN-CD-PROG referenciando registro válido no DDM PROGRAMA-SOCIAL com PS-IN-ATIVO =</w:t>
-      </w:r>
-      <w:r>
-        <w:t xml:space="preserve"> </w:t>
-      </w:r>
-      <w:r>
-        <w:t xml:space="preserve">‘S’</w:t>
-      </w:r>
-      <w:r>
-        <w:t xml:space="preserve">).</w:t>
+        <w:t xml:space="preserve">- The beneficiary must be linked to at least one active social program (field BN-CD-PROG referencing valid registration in DDM PROGRAMA-SOCIAL with PS-IN-ATIVO = 'S').</w:t>
       </w:r>
     </w:p>
     <w:p>
@@ -438,7 +630,7 @@
         <w:t xml:space="preserve"> </w:t>
       </w:r>
       <w:r>
-        <w:t xml:space="preserve">— O número máximo de dependentes por beneficiário titular é</w:t>
+        <w:t xml:space="preserve">- The maximum number of dependents per beneficiary is</w:t>
       </w:r>
       <w:r>
         <w:t xml:space="preserve"> </w:t>
@@ -454,7 +646,7 @@
         <w:t xml:space="preserve"> </w:t>
       </w:r>
       <w:r>
-        <w:t xml:space="preserve">(campo BN-QT-DEPEND, valores de 0 a 3). Para programas que exijam número superior, solicitar autorização da CGPB via formulário FR-SIFAP-012.</w:t>
+        <w:t xml:space="preserve">(field BN-QT-DEPEND, values ​​from 0 to 3). For programs that require a higher number, request authorization from the CGPB via form FR-SIFAP-012.</w:t>
       </w:r>
     </w:p>
     <w:p>
@@ -472,7 +664,7 @@
         <w:t xml:space="preserve"> </w:t>
       </w:r>
       <w:r>
-        <w:t xml:space="preserve">— O campo de região (BN-CD-REGIAO) deve corresponder a uma região válida conforme tabela interna do SIFAP (valores 01 a 27, correspondendo às UFs). O valor 99 é reservado para uso interno.</w:t>
+        <w:t xml:space="preserve">- The region field (BN-CD-REGIAO) must correspond to a valid region according to the SIFAP internal table (values ​​01 to 27, corresponding to the Brazilian states and Federal District). The value 99 is reserved for internal use.</w:t>
       </w:r>
     </w:p>
     <w:p>
@@ -490,7 +682,7 @@
         <w:t xml:space="preserve"> </w:t>
       </w:r>
       <w:r>
-        <w:t xml:space="preserve">— Data de nascimento (BN-DT-NASC) é campo obrigatório. Não são aceitos beneficiários com idade inferior a 16 anos na data de inclusão, exceto como dependentes.</w:t>
+        <w:t xml:space="preserve">- Date of birth (BN-DT-NASC) is a mandatory field. Beneficiaries under the age of 16 on the date of inclusion are not accepted, except as dependents.</w:t>
       </w:r>
     </w:p>
     <w:p>
@@ -508,17 +700,17 @@
         <w:t xml:space="preserve"> </w:t>
       </w:r>
       <w:r>
-        <w:t xml:space="preserve">— Dados bancários (banco, agência, conta) são obrigatórios para beneficiários ativos. O SIFAP valida o código do banco contra tabela interna (última atualização: 2011).</w:t>
-      </w:r>
-    </w:p>
-    <w:bookmarkEnd w:id="9"/>
-    <w:bookmarkStart w:id="10" w:name="regras-de-alteração"/>
+        <w:t xml:space="preserve">- Banking details (bank, branch, account) are mandatory for active beneficiaries. SIFAP validates the bank code against an internal table (last update: 2011).</w:t>
+      </w:r>
+    </w:p>
+    <w:bookmarkEnd w:id="23"/>
+    <w:bookmarkStart w:id="24" w:name="Xbe80576f722d9300594520c97221d26597ad457"/>
     <w:p>
       <w:pPr>
         <w:pStyle w:val="Heading3"/>
       </w:pPr>
       <w:r>
-        <w:t xml:space="preserve">1.2. Regras de Alteração</w:t>
+        <w:t xml:space="preserve">1.2. Change Rules</w:t>
       </w:r>
     </w:p>
     <w:p>
@@ -536,7 +728,7 @@
         <w:t xml:space="preserve"> </w:t>
       </w:r>
       <w:r>
-        <w:t xml:space="preserve">— [PENDENTE] — Regras de alteração de dados bancários. Não foi possível acessar o código responsável durante o período do levantamento. Conferir com Sr. Roberto Carlos (aposentado desde 2010).</w:t>
+        <w:t xml:space="preserve">- [PENDING] - Rules for changing bank details. It was not possible to access the responsible code during the survey period. Check with Mr. Roberto Carlos (retired since 2010).</w:t>
       </w:r>
     </w:p>
     <w:p>
@@ -554,7 +746,7 @@
         <w:t xml:space="preserve"> </w:t>
       </w:r>
       <w:r>
-        <w:t xml:space="preserve">— A alteração de CPF de um beneficiário exige autorização nível 2 (perfil SUPERVISOR no GDA de sessão). O CPF antigo é mantido no campo BN-NR-CPF-ANT para fins de auditoria.</w:t>
+        <w:t xml:space="preserve">- Changing a beneficiary's CPF requires level 2 authorization (SUPERVISOR profile in session GDA). The old CPF is maintained in the BN-NR-CPF-ANT field for audit purposes.</w:t>
       </w:r>
     </w:p>
     <w:p>
@@ -572,17 +764,17 @@
         <w:t xml:space="preserve"> </w:t>
       </w:r>
       <w:r>
-        <w:t xml:space="preserve">— Toda alteração cadastral gera registro de auditoria automático via subprograma LOGAUDIT (campos: usuário, data/hora, campo alterado, valor anterior, valor novo).</w:t>
-      </w:r>
-    </w:p>
-    <w:bookmarkEnd w:id="10"/>
-    <w:bookmarkStart w:id="11" w:name="regras-de-exclusão"/>
+        <w:t xml:space="preserve">- Every registration change generates automatic audit records via subprogram LOGAUDIT (fields: user, date/time, changed field, previous value, new value).</w:t>
+      </w:r>
+    </w:p>
+    <w:bookmarkEnd w:id="24"/>
+    <w:bookmarkStart w:id="25" w:name="X2ae6a9dc43ff8e84c9dca7c28cda6da3201f61d"/>
     <w:p>
       <w:pPr>
         <w:pStyle w:val="Heading3"/>
       </w:pPr>
       <w:r>
-        <w:t xml:space="preserve">1.3. Regras de Exclusão</w:t>
+        <w:t xml:space="preserve">1.3. Exclusion Rules</w:t>
       </w:r>
     </w:p>
     <w:p>
@@ -600,28 +792,7 @@
         <w:t xml:space="preserve"> </w:t>
       </w:r>
       <w:r>
-        <w:t xml:space="preserve">— A exclusão de beneficiário é sempre lógica (BN-CD-SIT alterado de</w:t>
-      </w:r>
-      <w:r>
-        <w:t xml:space="preserve"> </w:t>
-      </w:r>
-      <w:r>
-        <w:t xml:space="preserve">‘A’</w:t>
-      </w:r>
-      <w:r>
-        <w:t xml:space="preserve"> </w:t>
-      </w:r>
-      <w:r>
-        <w:t xml:space="preserve">para</w:t>
-      </w:r>
-      <w:r>
-        <w:t xml:space="preserve"> </w:t>
-      </w:r>
-      <w:r>
-        <w:t xml:space="preserve">‘E’</w:t>
-      </w:r>
-      <w:r>
-        <w:t xml:space="preserve">). Não há exclusão física de registros no DDM BENEFICIARIO.</w:t>
+        <w:t xml:space="preserve">- Beneficiary exclusion is always logical (BN-CD-SIT changed from 'A' to 'E'). There is no physical deletion of records in DDM BENEFICIARIO.</w:t>
       </w:r>
     </w:p>
     <w:p>
@@ -639,16 +810,7 @@
         <w:t xml:space="preserve"> </w:t>
       </w:r>
       <w:r>
-        <w:t xml:space="preserve">— A exclusão de beneficiário com pagamentos pendentes (PG-CD-STATUS =</w:t>
-      </w:r>
-      <w:r>
-        <w:t xml:space="preserve"> </w:t>
-      </w:r>
-      <w:r>
-        <w:t xml:space="preserve">‘P’</w:t>
-      </w:r>
-      <w:r>
-        <w:t xml:space="preserve">) é bloqueada pelo sistema. O operador deve aguardar a liquidação ou realizar o cancelamento dos pagamentos antes da exclusão.</w:t>
+        <w:t xml:space="preserve">- Deletion of beneficiaries with pending payments (PG-CD-STATUS = 'P') is blocked by the system. The operator must wait for settlement or cancel payments before deletion.</w:t>
       </w:r>
     </w:p>
     <w:p>
@@ -658,24 +820,24 @@
         </w:pict>
       </w:r>
     </w:p>
-    <w:bookmarkEnd w:id="11"/>
-    <w:bookmarkEnd w:id="12"/>
-    <w:bookmarkStart w:id="16" w:name="cálculo-de-benefícios"/>
+    <w:bookmarkEnd w:id="25"/>
+    <w:bookmarkEnd w:id="26"/>
+    <w:bookmarkStart w:id="30" w:name="X73f8410042f11d9e1a4e9500273b27ebb38fb0c"/>
     <w:p>
       <w:pPr>
         <w:pStyle w:val="Heading2"/>
       </w:pPr>
       <w:r>
-        <w:t xml:space="preserve">2. Cálculo de Benefícios</w:t>
-      </w:r>
-    </w:p>
-    <w:bookmarkStart w:id="13" w:name="fórmula-básica-de-cálculo"/>
+        <w:t xml:space="preserve">2. Calculation of Benefits</w:t>
+      </w:r>
+    </w:p>
+    <w:bookmarkStart w:id="27" w:name="Xd6a649899be776abd02ce7aa112841484ceb533"/>
     <w:p>
       <w:pPr>
         <w:pStyle w:val="Heading3"/>
       </w:pPr>
       <w:r>
-        <w:t xml:space="preserve">2.1. Fórmula Básica de Cálculo</w:t>
+        <w:t xml:space="preserve">2.1. Basic Calculation Formula</w:t>
       </w:r>
     </w:p>
     <w:p>
@@ -693,7 +855,7 @@
         <w:t xml:space="preserve"> </w:t>
       </w:r>
       <w:r>
-        <w:t xml:space="preserve">— O valor do benefício mensal é calculado pela seguinte fórmula:</w:t>
+        <w:t xml:space="preserve">- The monthly benefit amount is calculated using the following formula:</w:t>
       </w:r>
     </w:p>
     <w:p>
@@ -704,7 +866,7 @@
         <w:rPr>
           <w:rStyle w:val="VerbatimChar"/>
         </w:rPr>
-        <w:t xml:space="preserve">VALOR-BENEFICIO = VALOR-BASE(programa, faixa) + (ACRESCIMO-DEPEND * QT-DEPEND)</w:t>
+        <w:t xml:space="preserve">VALOR-BENEFICIO = VALOR-BASE(program, bracket) + (ACRESCIMO-DEPEND * QT-DEPEND)</w:t>
       </w:r>
     </w:p>
     <w:p>
@@ -712,7 +874,7 @@
         <w:pStyle w:val="FirstParagraph"/>
       </w:pPr>
       <w:r>
-        <w:t xml:space="preserve">Onde:</w:t>
+        <w:t xml:space="preserve">Where:</w:t>
       </w:r>
     </w:p>
     <w:p>
@@ -720,7 +882,7 @@
         <w:pStyle w:val="Compact"/>
         <w:numPr>
           <w:ilvl w:val="0"/>
-          <w:numId w:val="1001"/>
+          <w:numId w:val="1003"/>
         </w:numPr>
       </w:pPr>
       <w:r>
@@ -733,7 +895,7 @@
         <w:t xml:space="preserve"> </w:t>
       </w:r>
       <w:r>
-        <w:t xml:space="preserve">é obtido do DDM PROGRAMA-SOCIAL conforme a faixa de renda declarada do beneficiário;</w:t>
+        <w:t xml:space="preserve">is obtained from DDM PROGRAMA-SOCIAL according to the beneficiary's declared income range;</w:t>
       </w:r>
     </w:p>
     <w:p>
@@ -741,7 +903,7 @@
         <w:pStyle w:val="Compact"/>
         <w:numPr>
           <w:ilvl w:val="0"/>
-          <w:numId w:val="1001"/>
+          <w:numId w:val="1003"/>
         </w:numPr>
       </w:pPr>
       <w:r>
@@ -754,7 +916,7 @@
         <w:t xml:space="preserve"> </w:t>
       </w:r>
       <w:r>
-        <w:t xml:space="preserve">é o valor adicional por dependente, definido por programa;</w:t>
+        <w:t xml:space="preserve">is the additional amount per dependent, defined by program;</w:t>
       </w:r>
     </w:p>
     <w:p>
@@ -762,7 +924,7 @@
         <w:pStyle w:val="Compact"/>
         <w:numPr>
           <w:ilvl w:val="0"/>
-          <w:numId w:val="1001"/>
+          <w:numId w:val="1003"/>
         </w:numPr>
       </w:pPr>
       <w:r>
@@ -775,7 +937,7 @@
         <w:t xml:space="preserve"> </w:t>
       </w:r>
       <w:r>
-        <w:t xml:space="preserve">é a quantidade de dependentes ativos vinculados ao beneficiário titular.</w:t>
+        <w:t xml:space="preserve">is the number of active dependents linked to the primary beneficiary.</w:t>
       </w:r>
     </w:p>
     <w:p>
@@ -793,17 +955,17 @@
         <w:t xml:space="preserve"> </w:t>
       </w:r>
       <w:r>
-        <w:t xml:space="preserve">— O valor do benefício é sempre arredondado para baixo em centavos (truncamento, não arredondamento matemático). Exemplo: R$ 125,567 → R$ 125,56.</w:t>
-      </w:r>
-    </w:p>
-    <w:bookmarkEnd w:id="13"/>
-    <w:bookmarkStart w:id="14" w:name="faixas-de-valores"/>
+        <w:t xml:space="preserve">- The benefit amount is always rounded down to cents (truncation, not mathematical rounding). Example: R$ 125,567 → R$ 125,56.</w:t>
+      </w:r>
+    </w:p>
+    <w:bookmarkEnd w:id="27"/>
+    <w:bookmarkStart w:id="28" w:name="X8cad758deb50c184a482eeb3a3610d78b9247a1"/>
     <w:p>
       <w:pPr>
         <w:pStyle w:val="Heading3"/>
       </w:pPr>
       <w:r>
-        <w:t xml:space="preserve">2.2. Faixas de Valores</w:t>
+        <w:t xml:space="preserve">2.2. Value Ranges</w:t>
       </w:r>
     </w:p>
     <w:p>
@@ -821,7 +983,7 @@
         <w:t xml:space="preserve"> </w:t>
       </w:r>
       <w:r>
-        <w:t xml:space="preserve">— As faixas de valores são parametrizadas no DDM PROGRAMA-SOCIAL, utilizando campos PE (periodic group) indexados por exercício fiscal. Cada programa social pode ter até 10 faixas de valor definidas.</w:t>
+        <w:t xml:space="preserve">- The value ranges are parameterized in DDM PROGRAMA-SOCIAL, using PE (periodic group) fields indexed by fiscal year. Each social program can have up to 10 defined value ranges.</w:t>
       </w:r>
     </w:p>
     <w:p>
@@ -839,17 +1001,17 @@
         <w:t xml:space="preserve"> </w:t>
       </w:r>
       <w:r>
-        <w:t xml:space="preserve">— A faixa aplicável ao beneficiário é determinada pela renda per capita familiar declarada (campo BN-VL-RENDA-PC). A atribuição de faixa segue ordem crescente de renda, sendo aplicada a primeira faixa cujo limite superior seja maior ou igual à renda declarada.</w:t>
-      </w:r>
-    </w:p>
-    <w:bookmarkEnd w:id="14"/>
-    <w:bookmarkStart w:id="15" w:name="reajustes-e-correções"/>
+        <w:t xml:space="preserve">- The range applicable to the beneficiary is determined by the declared per capita family income (field BN-VL-RENDA-PC). The band assignment follows ascending order of income, with the first band whose upper limit is greater than or equal to the declared income being applied.</w:t>
+      </w:r>
+    </w:p>
+    <w:bookmarkEnd w:id="28"/>
+    <w:bookmarkStart w:id="29" w:name="X8678bb81a5c026ad5374ff06c97712e2c3f5943"/>
     <w:p>
       <w:pPr>
         <w:pStyle w:val="Heading3"/>
       </w:pPr>
       <w:r>
-        <w:t xml:space="preserve">2.3. Reajustes e Correções</w:t>
+        <w:t xml:space="preserve">2.3. Readjustments and Corrections</w:t>
       </w:r>
     </w:p>
     <w:p>
@@ -867,7 +1029,7 @@
         <w:t xml:space="preserve"> </w:t>
       </w:r>
       <w:r>
-        <w:t xml:space="preserve">— O reajuste anual de benefícios é aplicado em janeiro de cada ano, mediante índice definido por decreto presidencial. O índice é registrado na tabela interna do subprograma CALCIDX.</w:t>
+        <w:t xml:space="preserve">- The annual benefit adjustment is applied in January of each year, based on an index defined by presidential decree. The index is registered in the internal table of subprogram CALCIDX.</w:t>
       </w:r>
     </w:p>
     <w:p>
@@ -885,7 +1047,7 @@
         <w:t xml:space="preserve"> </w:t>
       </w:r>
       <w:r>
-        <w:t xml:space="preserve">— O reajuste é aplicado sobre o VALOR-BASE, não sobre o valor total do benefício (incluindo acréscimo por dependentes). Ver código — não foi possível validar com a equipe.</w:t>
+        <w:t xml:space="preserve">- The adjustment is applied to VALOR-BASE, not to the total benefit amount (including the dependent increment). Review the code—this could not be validated with the team.</w:t>
       </w:r>
     </w:p>
     <w:p>
@@ -895,15 +1057,15 @@
         </w:pict>
       </w:r>
     </w:p>
-    <w:bookmarkEnd w:id="15"/>
-    <w:bookmarkEnd w:id="16"/>
-    <w:bookmarkStart w:id="17" w:name="descontos-e-deduções"/>
+    <w:bookmarkEnd w:id="29"/>
+    <w:bookmarkEnd w:id="30"/>
+    <w:bookmarkStart w:id="31" w:name="X8d8b45ce7dfd416fe588668e829c00ff0e4e7ca"/>
     <w:p>
       <w:pPr>
         <w:pStyle w:val="Heading2"/>
       </w:pPr>
       <w:r>
-        <w:t xml:space="preserve">3. Descontos e Deduções</w:t>
+        <w:t xml:space="preserve">3. Discounts and Deductions</w:t>
       </w:r>
     </w:p>
     <w:p>
@@ -915,13 +1077,13 @@
           <w:b/>
           <w:bCs/>
         </w:rPr>
-        <w:t xml:space="preserve">Nota:</w:t>
-      </w:r>
-      <w:r>
-        <w:t xml:space="preserve"> </w:t>
-      </w:r>
-      <w:r>
-        <w:t xml:space="preserve">Este módulo foi implementado em 2015 (programa CALCDSCT) e não constava na versão 2.3.1 do sistema coberta pelo Manual Técnico de 2008. As regras abaixo foram levantadas com base em entrevista com Marcos Antônio Ferreira, que implementou o módulo.</w:t>
+        <w:t xml:space="preserve">Note:</w:t>
+      </w:r>
+      <w:r>
+        <w:t xml:space="preserve"> </w:t>
+      </w:r>
+      <w:r>
+        <w:t xml:space="preserve">This module was implemented in 2015 (program CALCDSCT) and was not included in system version 2.3.1 covered by the 2008 Technical Manual. The rules below were gathered from an interview with Marcos Antônio Ferreira, who implemented the module.</w:t>
       </w:r>
     </w:p>
     <w:p>
@@ -939,7 +1101,7 @@
         <w:t xml:space="preserve"> </w:t>
       </w:r>
       <w:r>
-        <w:t xml:space="preserve">— O total de descontos aplicáveis a um benefício não pode exceder</w:t>
+        <w:t xml:space="preserve">- The total discounts applicable to a benefit cannot exceed</w:t>
       </w:r>
       <w:r>
         <w:t xml:space="preserve"> </w:t>
@@ -949,10 +1111,10 @@
           <w:b/>
           <w:bCs/>
         </w:rPr>
-        <w:t xml:space="preserve">30% do valor bruto</w:t>
-      </w:r>
-      <w:r>
-        <w:t xml:space="preserve">. Descontos que ultrapassem este limite são rejeitados, e o benefício é processado sem descontos, gerando ocorrência de auditoria.</w:t>
+        <w:t xml:space="preserve">30% of the gross value</w:t>
+      </w:r>
+      <w:r>
+        <w:t xml:space="preserve">. Discounts that exceed this limit are rejected, and the benefit is processed without discounts, generating an audit.</w:t>
       </w:r>
     </w:p>
     <w:p>
@@ -970,20 +1132,19 @@
         <w:t xml:space="preserve"> </w:t>
       </w:r>
       <w:r>
-        <w:t xml:space="preserve">— Os tipos de desconto previstos são:</w:t>
+        <w:t xml:space="preserve">- The types of discount provided are:</w:t>
       </w:r>
     </w:p>
     <w:tbl>
       <w:tblPr>
         <w:tblStyle w:val="Table"/>
-        <w:tblW w:type="pct" w:w="5000"/>
-        <w:tblLayout w:type="fixed"/>
+        <w:tblW w:type="auto" w:w="0"/>
         <w:tblLook w:firstRow="1" w:lastRow="0" w:firstColumn="0" w:lastColumn="0" w:noHBand="0" w:noVBand="0" w:val="0020"/>
       </w:tblPr>
       <w:tblGrid>
-        <w:gridCol w:w="1712"/>
-        <w:gridCol w:w="3638"/>
-        <w:gridCol w:w="2568"/>
+        <w:gridCol w:w="2640"/>
+        <w:gridCol w:w="2640"/>
+        <w:gridCol w:w="2640"/>
       </w:tblGrid>
       <w:tr>
         <w:trPr>
@@ -996,29 +1157,29 @@
               <w:pStyle w:val="Compact"/>
             </w:pPr>
             <w:r>
-              <w:t xml:space="preserve">Código</w:t>
-            </w:r>
-          </w:p>
-        </w:tc>
-        <w:tc>
-          <w:tcPr/>
-          <w:p>
-            <w:pPr>
-              <w:pStyle w:val="Compact"/>
-            </w:pPr>
-            <w:r>
-              <w:t xml:space="preserve">Tipo de Desconto</w:t>
-            </w:r>
-          </w:p>
-        </w:tc>
-        <w:tc>
-          <w:tcPr/>
-          <w:p>
-            <w:pPr>
-              <w:pStyle w:val="Compact"/>
-            </w:pPr>
-            <w:r>
-              <w:t xml:space="preserve">Observação</w:t>
+              <w:t xml:space="preserve">Code</w:t>
+            </w:r>
+          </w:p>
+        </w:tc>
+        <w:tc>
+          <w:tcPr/>
+          <w:p>
+            <w:pPr>
+              <w:pStyle w:val="Compact"/>
+            </w:pPr>
+            <w:r>
+              <w:t xml:space="preserve">Discount Type</w:t>
+            </w:r>
+          </w:p>
+        </w:tc>
+        <w:tc>
+          <w:tcPr/>
+          <w:p>
+            <w:pPr>
+              <w:pStyle w:val="Compact"/>
+            </w:pPr>
+            <w:r>
+              <w:t xml:space="preserve">Note</w:t>
             </w:r>
           </w:p>
         </w:tc>
@@ -1042,18 +1203,18 @@
               <w:pStyle w:val="Compact"/>
             </w:pPr>
             <w:r>
-              <w:t xml:space="preserve">Consignação voluntária</w:t>
-            </w:r>
-          </w:p>
-        </w:tc>
-        <w:tc>
-          <w:tcPr/>
-          <w:p>
-            <w:pPr>
-              <w:pStyle w:val="Compact"/>
-            </w:pPr>
-            <w:r>
-              <w:t xml:space="preserve">Empréstimo consignado autorizado</w:t>
+              <w:t xml:space="preserve">Voluntary Consignment</w:t>
+            </w:r>
+          </w:p>
+        </w:tc>
+        <w:tc>
+          <w:tcPr/>
+          <w:p>
+            <w:pPr>
+              <w:pStyle w:val="Compact"/>
+            </w:pPr>
+            <w:r>
+              <w:t xml:space="preserve">Authorized payroll loan</w:t>
             </w:r>
           </w:p>
         </w:tc>
@@ -1077,18 +1238,18 @@
               <w:pStyle w:val="Compact"/>
             </w:pPr>
             <w:r>
-              <w:t xml:space="preserve">Imposto de Renda retido na fonte</w:t>
-            </w:r>
-          </w:p>
-        </w:tc>
-        <w:tc>
-          <w:tcPr/>
-          <w:p>
-            <w:pPr>
-              <w:pStyle w:val="Compact"/>
-            </w:pPr>
-            <w:r>
-              <w:t xml:space="preserve">Conforme tabela vigente da Receita Federal</w:t>
+              <w:t xml:space="preserve">Income tax withheld at source</w:t>
+            </w:r>
+          </w:p>
+        </w:tc>
+        <w:tc>
+          <w:tcPr/>
+          <w:p>
+            <w:pPr>
+              <w:pStyle w:val="Compact"/>
+            </w:pPr>
+            <w:r>
+              <w:t xml:space="preserve">According to the current Federal Revenue table</w:t>
             </w:r>
           </w:p>
         </w:tc>
@@ -1112,18 +1273,18 @@
               <w:pStyle w:val="Compact"/>
             </w:pPr>
             <w:r>
-              <w:t xml:space="preserve">Contribuição previdenciária</w:t>
-            </w:r>
-          </w:p>
-        </w:tc>
-        <w:tc>
-          <w:tcPr/>
-          <w:p>
-            <w:pPr>
-              <w:pStyle w:val="Compact"/>
-            </w:pPr>
-            <w:r>
-              <w:t xml:space="preserve">Quando aplicável</w:t>
+              <w:t xml:space="preserve">Social security contribution</w:t>
+            </w:r>
+          </w:p>
+        </w:tc>
+        <w:tc>
+          <w:tcPr/>
+          <w:p>
+            <w:pPr>
+              <w:pStyle w:val="Compact"/>
+            </w:pPr>
+            <w:r>
+              <w:t xml:space="preserve">When applicable</w:t>
             </w:r>
           </w:p>
         </w:tc>
@@ -1147,18 +1308,18 @@
               <w:pStyle w:val="Compact"/>
             </w:pPr>
             <w:r>
-              <w:t xml:space="preserve">Ressarcimento ao erário</w:t>
-            </w:r>
-          </w:p>
-        </w:tc>
-        <w:tc>
-          <w:tcPr/>
-          <w:p>
-            <w:pPr>
-              <w:pStyle w:val="Compact"/>
-            </w:pPr>
-            <w:r>
-              <w:t xml:space="preserve">Pagamento indevido identificado em auditoria</w:t>
+              <w:t xml:space="preserve">Reimbursement to the treasury</w:t>
+            </w:r>
+          </w:p>
+        </w:tc>
+        <w:tc>
+          <w:tcPr/>
+          <w:p>
+            <w:pPr>
+              <w:pStyle w:val="Compact"/>
+            </w:pPr>
+            <w:r>
+              <w:t xml:space="preserve">Improper payment identified in audit</w:t>
             </w:r>
           </w:p>
         </w:tc>
@@ -1182,24 +1343,18 @@
               <w:pStyle w:val="Compact"/>
             </w:pPr>
             <w:r>
-              <w:t xml:space="preserve">[A COMPLETAR]</w:t>
-            </w:r>
-          </w:p>
-        </w:tc>
-        <w:tc>
-          <w:tcPr/>
-          <w:p>
-            <w:pPr>
-              <w:pStyle w:val="Compact"/>
-            </w:pPr>
-            <w:r>
-              <w:t xml:space="preserve">Marcos Antônio mencionou</w:t>
-            </w:r>
-            <w:r>
-              <w:t xml:space="preserve"> </w:t>
-            </w:r>
-            <w:r>
-              <w:t xml:space="preserve">“mais 2 ou 3 tipos”</w:t>
+              <w:t xml:space="preserve">[TO BE COMPLETED]</w:t>
+            </w:r>
+          </w:p>
+        </w:tc>
+        <w:tc>
+          <w:tcPr/>
+          <w:p>
+            <w:pPr>
+              <w:pStyle w:val="Compact"/>
+            </w:pPr>
+            <w:r>
+              <w:t xml:space="preserve">Marcos Antônio mentioned "2 or 3 more types"</w:t>
             </w:r>
           </w:p>
         </w:tc>
@@ -1220,7 +1375,7 @@
         <w:t xml:space="preserve"> </w:t>
       </w:r>
       <w:r>
-        <w:t xml:space="preserve">— A ordem de aplicação dos descontos segue a prioridade numérica do código (01 primeiro, depois 02, etc.). Quando o limite de 30% é atingido, os descontos de menor prioridade são descartados.</w:t>
+        <w:t xml:space="preserve">- The order in which discounts are applied follows the numerical priority of the code (01 first, then 02, etc.). When the 30% limit is reached, lower priority discounts are discarded.</w:t>
       </w:r>
     </w:p>
     <w:p>
@@ -1230,23 +1385,23 @@
         </w:pict>
       </w:r>
     </w:p>
-    <w:bookmarkEnd w:id="17"/>
-    <w:bookmarkStart w:id="20" w:name="elegibilidade"/>
+    <w:bookmarkEnd w:id="31"/>
+    <w:bookmarkStart w:id="34" w:name="Xb60f0d3b1d2c8d1ec061e0f897f02b3bb7a6354"/>
     <w:p>
       <w:pPr>
         <w:pStyle w:val="Heading2"/>
       </w:pPr>
       <w:r>
-        <w:t xml:space="preserve">4. Elegibilidade</w:t>
-      </w:r>
-    </w:p>
-    <w:bookmarkStart w:id="18" w:name="regras-básicas-de-elegibilidade"/>
+        <w:t xml:space="preserve">4. Eligibility</w:t>
+      </w:r>
+    </w:p>
+    <w:bookmarkStart w:id="32" w:name="Xa043e470fe179f752b5dda6d4ee056b54727850"/>
     <w:p>
       <w:pPr>
         <w:pStyle w:val="Heading3"/>
       </w:pPr>
       <w:r>
-        <w:t xml:space="preserve">4.1. Regras Básicas de Elegibilidade</w:t>
+        <w:t xml:space="preserve">4.1. Basic Eligibility Rules</w:t>
       </w:r>
     </w:p>
     <w:p>
@@ -1264,7 +1419,7 @@
         <w:t xml:space="preserve"> </w:t>
       </w:r>
       <w:r>
-        <w:t xml:space="preserve">— [PENDENTE] — Regras detalhadas de elegibilidade por programa. A equipe da SENARC/CGPB informou que as regras variam significativamente entre programas e que uma documentação completa exigiria entrevistas com os gestores de cada programa. Levantamento não realizado por falta de agenda.</w:t>
+        <w:t xml:space="preserve">- [PENDING] - Detailed eligibility rules by program. The SENARC/CGPB team reported that rules vary significantly between programs and that complete documentation would require interviews with each program's managers. Survey not carried out due to lack of agenda.</w:t>
       </w:r>
     </w:p>
     <w:p>
@@ -1282,17 +1437,17 @@
         <w:t xml:space="preserve"> </w:t>
       </w:r>
       <w:r>
-        <w:t xml:space="preserve">— [PENDENTE] — Regras de cruzamento com CadÚnico. A integração com o CadÚnico foi implementada de forma emergencial em 2006 e o programa responsável não consta no inventário oficial do SIFAP. Não foi possível localizar o código-fonte durante o levantamento.</w:t>
-      </w:r>
-    </w:p>
-    <w:bookmarkEnd w:id="18"/>
-    <w:bookmarkStart w:id="19" w:name="regras-documentadas-parcial"/>
+        <w:t xml:space="preserve">- [PENDING] - Crossing rules with CadÚnico. Integration with CadÚnico was implemented on an emergency basis in 2006 and the responsible program is not included in the official SIFAP inventory. The source code could not be located during the search.</w:t>
+      </w:r>
+    </w:p>
+    <w:bookmarkEnd w:id="32"/>
+    <w:bookmarkStart w:id="33" w:name="X4b6ab083af5d9fa06c2ae7fe3113a660fb6d706"/>
     <w:p>
       <w:pPr>
         <w:pStyle w:val="Heading3"/>
       </w:pPr>
       <w:r>
-        <w:t xml:space="preserve">4.2. Regras Documentadas (parcial)</w:t>
+        <w:t xml:space="preserve">4.2. Documented Rules (partial)</w:t>
       </w:r>
     </w:p>
     <w:p>
@@ -1300,284 +1455,7 @@
         <w:pStyle w:val="FirstParagraph"/>
       </w:pPr>
       <w:r>
-        <w:t xml:space="preserve">As seguintes regras de elegibilidade foram identificadas no código do programa VALELEG:</w:t>
-      </w:r>
-    </w:p>
-    <w:p>
-      <w:pPr>
-        <w:pStyle w:val="Compact"/>
-        <w:numPr>
-          <w:ilvl w:val="0"/>
-          <w:numId w:val="1002"/>
-        </w:numPr>
-      </w:pPr>
-      <w:r>
-        <w:t xml:space="preserve">Beneficiário deve estar com situação cadastral ativa (BN-CD-SIT =</w:t>
-      </w:r>
-      <w:r>
-        <w:t xml:space="preserve"> </w:t>
-      </w:r>
-      <w:r>
-        <w:t xml:space="preserve">‘A’</w:t>
-      </w:r>
-      <w:r>
-        <w:t xml:space="preserve">);</w:t>
-      </w:r>
-    </w:p>
-    <w:p>
-      <w:pPr>
-        <w:pStyle w:val="Compact"/>
-        <w:numPr>
-          <w:ilvl w:val="0"/>
-          <w:numId w:val="1002"/>
-        </w:numPr>
-      </w:pPr>
-      <w:r>
-        <w:t xml:space="preserve">Beneficiário deve possuir dados bancários válidos e completos;</w:t>
-      </w:r>
-    </w:p>
-    <w:p>
-      <w:pPr>
-        <w:pStyle w:val="Compact"/>
-        <w:numPr>
-          <w:ilvl w:val="0"/>
-          <w:numId w:val="1002"/>
-        </w:numPr>
-      </w:pPr>
-      <w:r>
-        <w:t xml:space="preserve">A renda per capita familiar declarada deve estar dentro das faixas definidas para o programa;</w:t>
-      </w:r>
-    </w:p>
-    <w:p>
-      <w:pPr>
-        <w:pStyle w:val="Compact"/>
-        <w:numPr>
-          <w:ilvl w:val="0"/>
-          <w:numId w:val="1002"/>
-        </w:numPr>
-      </w:pPr>
-      <w:r>
-        <w:t xml:space="preserve">O beneficiário não pode estar inscrito em mais de 2 programas sociais simultaneamente (campo BN-QT-PROG, máximo = 2);</w:t>
-      </w:r>
-    </w:p>
-    <w:p>
-      <w:pPr>
-        <w:pStyle w:val="Compact"/>
-        <w:numPr>
-          <w:ilvl w:val="0"/>
-          <w:numId w:val="1002"/>
-        </w:numPr>
-      </w:pPr>
-      <w:r>
-        <w:t xml:space="preserve">A data de última atualização cadastral não pode ser superior a 24 meses (campo BN-DT-ULT-ATUAL);</w:t>
-      </w:r>
-    </w:p>
-    <w:p>
-      <w:pPr>
-        <w:pStyle w:val="Compact"/>
-        <w:numPr>
-          <w:ilvl w:val="0"/>
-          <w:numId w:val="1002"/>
-        </w:numPr>
-      </w:pPr>
-      <w:r>
-        <w:t xml:space="preserve">O beneficiário não pode possuir ocorrência de auditoria não resolvida do tipo</w:t>
-      </w:r>
-      <w:r>
-        <w:t xml:space="preserve"> </w:t>
-      </w:r>
-      <w:r>
-        <w:t xml:space="preserve">‘B’</w:t>
-      </w:r>
-      <w:r>
-        <w:t xml:space="preserve"> </w:t>
-      </w:r>
-      <w:r>
-        <w:t xml:space="preserve">(bloqueio) no DDM AUDITORIA.</w:t>
-      </w:r>
-    </w:p>
-    <w:p>
-      <w:pPr>
-        <w:pStyle w:val="BlockText"/>
-      </w:pPr>
-      <w:r>
-        <w:rPr>
-          <w:b/>
-          <w:bCs/>
-        </w:rPr>
-        <w:t xml:space="preserve">Nota:</w:t>
-      </w:r>
-      <w:r>
-        <w:t xml:space="preserve"> </w:t>
-      </w:r>
-      <w:r>
-        <w:t xml:space="preserve">As regras acima foram extraídas por leitura do código-fonte do VALELEG e podem não representar a totalidade das verificações realizadas. O programa possui aproximadamente 1.200 linhas de código com lógica condicional complexa.</w:t>
-      </w:r>
-    </w:p>
-    <w:p>
-      <w:r>
-        <w:pict>
-          <v:rect style="width:0;height:1.5pt" o:hralign="center" o:hrstd="t" o:hr="t"/>
-        </w:pict>
-      </w:r>
-    </w:p>
-    <w:bookmarkEnd w:id="19"/>
-    <w:bookmarkEnd w:id="20"/>
-    <w:bookmarkStart w:id="23" w:name="batch-de-pagamento"/>
-    <w:p>
-      <w:pPr>
-        <w:pStyle w:val="Heading2"/>
-      </w:pPr>
-      <w:r>
-        <w:t xml:space="preserve">5. Batch de Pagamento</w:t>
-      </w:r>
-    </w:p>
-    <w:bookmarkStart w:id="21" w:name="processamento-mensal"/>
-    <w:p>
-      <w:pPr>
-        <w:pStyle w:val="Heading3"/>
-      </w:pPr>
-      <w:r>
-        <w:t xml:space="preserve">5.1. Processamento Mensal</w:t>
-      </w:r>
-    </w:p>
-    <w:p>
-      <w:pPr>
-        <w:pStyle w:val="FirstParagraph"/>
-      </w:pPr>
-      <w:r>
-        <w:t xml:space="preserve">O processamento batch mensal (programa BATCHPGT) segue as seguintes regras:</w:t>
-      </w:r>
-    </w:p>
-    <w:p>
-      <w:pPr>
-        <w:pStyle w:val="Compact"/>
-        <w:numPr>
-          <w:ilvl w:val="0"/>
-          <w:numId w:val="1003"/>
-        </w:numPr>
-      </w:pPr>
-      <w:r>
-        <w:t xml:space="preserve">O processamento é iniciado no 1o dia útil de cada mês, às 22:00h;</w:t>
-      </w:r>
-    </w:p>
-    <w:p>
-      <w:pPr>
-        <w:pStyle w:val="Compact"/>
-        <w:numPr>
-          <w:ilvl w:val="0"/>
-          <w:numId w:val="1003"/>
-        </w:numPr>
-      </w:pPr>
-      <w:r>
-        <w:t xml:space="preserve">Todos os beneficiários ativos (BN-CD-SIT =</w:t>
-      </w:r>
-      <w:r>
-        <w:t xml:space="preserve"> </w:t>
-      </w:r>
-      <w:r>
-        <w:t xml:space="preserve">‘A’</w:t>
-      </w:r>
-      <w:r>
-        <w:t xml:space="preserve">) são processados;</w:t>
-      </w:r>
-    </w:p>
-    <w:p>
-      <w:pPr>
-        <w:pStyle w:val="Compact"/>
-        <w:numPr>
-          <w:ilvl w:val="0"/>
-          <w:numId w:val="1003"/>
-        </w:numPr>
-      </w:pPr>
-      <w:r>
-        <w:t xml:space="preserve">O processamento ocorre em</w:t>
-      </w:r>
-      <w:r>
-        <w:t xml:space="preserve"> </w:t>
-      </w:r>
-      <w:r>
-        <w:rPr>
-          <w:b/>
-          <w:bCs/>
-        </w:rPr>
-        <w:t xml:space="preserve">ordenação padrão</w:t>
-      </w:r>
-      <w:r>
-        <w:t xml:space="preserve"> </w:t>
-      </w:r>
-      <w:r>
-        <w:t xml:space="preserve">(conforme descritor do arquivo Adabas);</w:t>
-      </w:r>
-    </w:p>
-    <w:p>
-      <w:pPr>
-        <w:pStyle w:val="Compact"/>
-        <w:numPr>
-          <w:ilvl w:val="0"/>
-          <w:numId w:val="1003"/>
-        </w:numPr>
-      </w:pPr>
-      <w:r>
-        <w:t xml:space="preserve">Para cada beneficiário, o valor do benefício é recalculado invocando CALCBENF;</w:t>
-      </w:r>
-    </w:p>
-    <w:p>
-      <w:pPr>
-        <w:pStyle w:val="Compact"/>
-        <w:numPr>
-          <w:ilvl w:val="0"/>
-          <w:numId w:val="1003"/>
-        </w:numPr>
-      </w:pPr>
-      <w:r>
-        <w:t xml:space="preserve">Após o cálculo, os descontos são aplicados invocando CALCDSCT (a partir da versão 4.0);</w:t>
-      </w:r>
-    </w:p>
-    <w:p>
-      <w:pPr>
-        <w:pStyle w:val="Compact"/>
-        <w:numPr>
-          <w:ilvl w:val="0"/>
-          <w:numId w:val="1003"/>
-        </w:numPr>
-      </w:pPr>
-      <w:r>
-        <w:t xml:space="preserve">O registro de pagamento é gravado no DDM PAGAMENTO com status</w:t>
-      </w:r>
-      <w:r>
-        <w:t xml:space="preserve"> </w:t>
-      </w:r>
-      <w:r>
-        <w:t xml:space="preserve">‘P’</w:t>
-      </w:r>
-      <w:r>
-        <w:t xml:space="preserve"> </w:t>
-      </w:r>
-      <w:r>
-        <w:t xml:space="preserve">(pendente);</w:t>
-      </w:r>
-    </w:p>
-    <w:p>
-      <w:pPr>
-        <w:pStyle w:val="Compact"/>
-        <w:numPr>
-          <w:ilvl w:val="0"/>
-          <w:numId w:val="1003"/>
-        </w:numPr>
-      </w:pPr>
-      <w:r>
-        <w:t xml:space="preserve">Ao final do processamento, é gerado o arquivo de remessa CNAB 240.</w:t>
-      </w:r>
-    </w:p>
-    <w:bookmarkEnd w:id="21"/>
-    <w:bookmarkStart w:id="22" w:name="tratamento-de-erros"/>
-    <w:p>
-      <w:pPr>
-        <w:pStyle w:val="Heading3"/>
-      </w:pPr>
-      <w:r>
-        <w:t xml:space="preserve">5.2. Tratamento de Erros</w:t>
+        <w:t xml:space="preserve">The following eligibility rules have been identified in program code VALELEG:</w:t>
       </w:r>
     </w:p>
     <w:p>
@@ -1589,7 +1467,7 @@
         </w:numPr>
       </w:pPr>
       <w:r>
-        <w:t xml:space="preserve">Erros de cálculo para um beneficiário individual não interrompem o processamento;</w:t>
+        <w:t xml:space="preserve">Beneficiary must have active registration status (BN-CD-SIT = 'A');</w:t>
       </w:r>
     </w:p>
     <w:p>
@@ -1601,19 +1479,7 @@
         </w:numPr>
       </w:pPr>
       <w:r>
-        <w:t xml:space="preserve">Beneficiários com erro são marcados com status</w:t>
-      </w:r>
-      <w:r>
-        <w:t xml:space="preserve"> </w:t>
-      </w:r>
-      <w:r>
-        <w:t xml:space="preserve">‘E’</w:t>
-      </w:r>
-      <w:r>
-        <w:t xml:space="preserve"> </w:t>
-      </w:r>
-      <w:r>
-        <w:t xml:space="preserve">(erro) no DDM PAGAMENTO;</w:t>
+        <w:t xml:space="preserve">Beneficiary must have valid and complete bank details;</w:t>
       </w:r>
     </w:p>
     <w:p>
@@ -1625,7 +1491,7 @@
         </w:numPr>
       </w:pPr>
       <w:r>
-        <w:t xml:space="preserve">Um relatório de erros é gerado ao final do processamento;</w:t>
+        <w:t xml:space="preserve">The declared per capita family income must be within the ranges defined for the program;</w:t>
       </w:r>
     </w:p>
     <w:p>
@@ -1637,7 +1503,7 @@
         </w:numPr>
       </w:pPr>
       <w:r>
-        <w:t xml:space="preserve">Se o número de erros exceder o parâmetro MAX-ERROS (default: 100), o processamento é interrompido com ABEND U4038;</w:t>
+        <w:t xml:space="preserve">The beneficiary cannot be enrolled in more than 2 social programs simultaneously (field BN-QT-PROG, maximum = 2);</w:t>
       </w:r>
     </w:p>
     <w:p>
@@ -1649,62 +1515,296 @@
         </w:numPr>
       </w:pPr>
       <w:r>
-        <w:t xml:space="preserve">[A COMPLETAR] — Documentar procedimento de reprocessamento de beneficiários com erro.</w:t>
-      </w:r>
-    </w:p>
-    <w:p>
-      <w:r>
-        <w:pict>
-          <v:rect style="width:0;height:1.5pt" o:hralign="center" o:hrstd="t" o:hr="t"/>
-        </w:pict>
-      </w:r>
-    </w:p>
-    <w:bookmarkEnd w:id="22"/>
-    <w:bookmarkEnd w:id="23"/>
-    <w:bookmarkStart w:id="24" w:name="regras-pendentes-de-levantamento"/>
-    <w:p>
-      <w:pPr>
-        <w:pStyle w:val="Heading2"/>
-      </w:pPr>
-      <w:r>
-        <w:t xml:space="preserve">6. Regras Pendentes de Levantamento</w:t>
-      </w:r>
-    </w:p>
-    <w:p>
-      <w:pPr>
-        <w:pStyle w:val="FirstParagraph"/>
-      </w:pPr>
-      <w:r>
-        <w:t xml:space="preserve">As seguintes áreas de regras de negócio</w:t>
-      </w:r>
-      <w:r>
-        <w:t xml:space="preserve"> </w:t>
-      </w:r>
+        <w:t xml:space="preserve">The date of the last registration update cannot be more than 24 months ago (field BN-DT-ULT-ATUAL);</w:t>
+      </w:r>
+    </w:p>
+    <w:p>
+      <w:pPr>
+        <w:pStyle w:val="Compact"/>
+        <w:numPr>
+          <w:ilvl w:val="0"/>
+          <w:numId w:val="1004"/>
+        </w:numPr>
+      </w:pPr>
+      <w:r>
+        <w:t xml:space="preserve">The beneficiary cannot have an unresolved audit occurrence of type 'B' (blocking) in DDM AUDITORIA.</w:t>
+      </w:r>
+    </w:p>
+    <w:p>
+      <w:pPr>
+        <w:pStyle w:val="BlockText"/>
+      </w:pPr>
       <w:r>
         <w:rPr>
           <w:b/>
           <w:bCs/>
         </w:rPr>
-        <w:t xml:space="preserve">não foram documentadas</w:t>
-      </w:r>
-      <w:r>
-        <w:t xml:space="preserve"> </w:t>
-      </w:r>
-      <w:r>
-        <w:t xml:space="preserve">neste levantamento:</w:t>
+        <w:t xml:space="preserve">Note:</w:t>
+      </w:r>
+      <w:r>
+        <w:t xml:space="preserve"> </w:t>
+      </w:r>
+      <w:r>
+        <w:t xml:space="preserve">The rules above were extracted by reading the VALELEG source code and may not represent all of the checks performed. The program has approximately 1,200 lines of code with complex conditional logic.</w:t>
+      </w:r>
+    </w:p>
+    <w:p>
+      <w:r>
+        <w:pict>
+          <v:rect style="width:0;height:1.5pt" o:hralign="center" o:hrstd="t" o:hr="t"/>
+        </w:pict>
+      </w:r>
+    </w:p>
+    <w:bookmarkEnd w:id="33"/>
+    <w:bookmarkEnd w:id="34"/>
+    <w:bookmarkStart w:id="37" w:name="Xc546ff65cd26e27ae791c01a6628fa59e804f00"/>
+    <w:p>
+      <w:pPr>
+        <w:pStyle w:val="Heading2"/>
+      </w:pPr>
+      <w:r>
+        <w:t xml:space="preserve">5. Payment Batch</w:t>
+      </w:r>
+    </w:p>
+    <w:bookmarkStart w:id="35" w:name="Xeb6e7a6383b379980167d8203377740e0421536"/>
+    <w:p>
+      <w:pPr>
+        <w:pStyle w:val="Heading3"/>
+      </w:pPr>
+      <w:r>
+        <w:t xml:space="preserve">5.1. Monthly Processing</w:t>
+      </w:r>
+    </w:p>
+    <w:p>
+      <w:pPr>
+        <w:pStyle w:val="FirstParagraph"/>
+      </w:pPr>
+      <w:r>
+        <w:t xml:space="preserve">Monthly batch processing (program BATCHPGT) follows the following rules:</w:t>
+      </w:r>
+    </w:p>
+    <w:p>
+      <w:pPr>
+        <w:pStyle w:val="Compact"/>
+        <w:numPr>
+          <w:ilvl w:val="0"/>
+          <w:numId w:val="1005"/>
+        </w:numPr>
+      </w:pPr>
+      <w:r>
+        <w:t xml:space="preserve">Processing starts on the 1st business day of each month, at 10:00 pm;</w:t>
+      </w:r>
+    </w:p>
+    <w:p>
+      <w:pPr>
+        <w:pStyle w:val="Compact"/>
+        <w:numPr>
+          <w:ilvl w:val="0"/>
+          <w:numId w:val="1005"/>
+        </w:numPr>
+      </w:pPr>
+      <w:r>
+        <w:t xml:space="preserve">All active beneficiaries (BN-CD-SIT = 'A') are processed;</w:t>
+      </w:r>
+    </w:p>
+    <w:p>
+      <w:pPr>
+        <w:pStyle w:val="Compact"/>
+        <w:numPr>
+          <w:ilvl w:val="0"/>
+          <w:numId w:val="1005"/>
+        </w:numPr>
+      </w:pPr>
+      <w:r>
+        <w:t xml:space="preserve">Processing occurs in</w:t>
+      </w:r>
+      <w:r>
+        <w:t xml:space="preserve"> </w:t>
+      </w:r>
+      <w:r>
+        <w:rPr>
+          <w:b/>
+          <w:bCs/>
+        </w:rPr>
+        <w:t xml:space="preserve">standard ordering</w:t>
+      </w:r>
+      <w:r>
+        <w:t xml:space="preserve"> </w:t>
+      </w:r>
+      <w:r>
+        <w:t xml:space="preserve">(according to file descriptor Adabas);</w:t>
+      </w:r>
+    </w:p>
+    <w:p>
+      <w:pPr>
+        <w:pStyle w:val="Compact"/>
+        <w:numPr>
+          <w:ilvl w:val="0"/>
+          <w:numId w:val="1005"/>
+        </w:numPr>
+      </w:pPr>
+      <w:r>
+        <w:t xml:space="preserve">For each beneficiary, the benefit value is recalculated by invoking CALCBENF;</w:t>
+      </w:r>
+    </w:p>
+    <w:p>
+      <w:pPr>
+        <w:pStyle w:val="Compact"/>
+        <w:numPr>
+          <w:ilvl w:val="0"/>
+          <w:numId w:val="1005"/>
+        </w:numPr>
+      </w:pPr>
+      <w:r>
+        <w:t xml:space="preserve">After calculation, discounts are applied by invoking CALCDSCT (from version 4.0);</w:t>
+      </w:r>
+    </w:p>
+    <w:p>
+      <w:pPr>
+        <w:pStyle w:val="Compact"/>
+        <w:numPr>
+          <w:ilvl w:val="0"/>
+          <w:numId w:val="1005"/>
+        </w:numPr>
+      </w:pPr>
+      <w:r>
+        <w:t xml:space="preserve">The payment record is recorded in the DDM PAGAMENTO with status 'P' (pending);</w:t>
+      </w:r>
+    </w:p>
+    <w:p>
+      <w:pPr>
+        <w:pStyle w:val="Compact"/>
+        <w:numPr>
+          <w:ilvl w:val="0"/>
+          <w:numId w:val="1005"/>
+        </w:numPr>
+      </w:pPr>
+      <w:r>
+        <w:t xml:space="preserve">At the end of processing, the delivery file CNAB 240 is generated.</w:t>
+      </w:r>
+    </w:p>
+    <w:bookmarkEnd w:id="35"/>
+    <w:bookmarkStart w:id="36" w:name="X5e6eee31d1c0bbe227c03d9b6176b736326e475"/>
+    <w:p>
+      <w:pPr>
+        <w:pStyle w:val="Heading3"/>
+      </w:pPr>
+      <w:r>
+        <w:t xml:space="preserve">5.2. Error Handling</w:t>
+      </w:r>
+    </w:p>
+    <w:p>
+      <w:pPr>
+        <w:pStyle w:val="Compact"/>
+        <w:numPr>
+          <w:ilvl w:val="0"/>
+          <w:numId w:val="1006"/>
+        </w:numPr>
+      </w:pPr>
+      <w:r>
+        <w:t xml:space="preserve">Calculation errors for an individual beneficiary do not interrupt processing;</w:t>
+      </w:r>
+    </w:p>
+    <w:p>
+      <w:pPr>
+        <w:pStyle w:val="Compact"/>
+        <w:numPr>
+          <w:ilvl w:val="0"/>
+          <w:numId w:val="1006"/>
+        </w:numPr>
+      </w:pPr>
+      <w:r>
+        <w:t xml:space="preserve">Beneficiaries with errors are marked with status 'E' (error) in DDM PAGAMENTO;</w:t>
+      </w:r>
+    </w:p>
+    <w:p>
+      <w:pPr>
+        <w:pStyle w:val="Compact"/>
+        <w:numPr>
+          <w:ilvl w:val="0"/>
+          <w:numId w:val="1006"/>
+        </w:numPr>
+      </w:pPr>
+      <w:r>
+        <w:t xml:space="preserve">An error report is generated at the end of processing;</w:t>
+      </w:r>
+    </w:p>
+    <w:p>
+      <w:pPr>
+        <w:pStyle w:val="Compact"/>
+        <w:numPr>
+          <w:ilvl w:val="0"/>
+          <w:numId w:val="1006"/>
+        </w:numPr>
+      </w:pPr>
+      <w:r>
+        <w:t xml:space="preserve">If the number of errors exceeds the parameter MAX-ERROS (default: 100), processing is stopped with ABEND U4038;</w:t>
+      </w:r>
+    </w:p>
+    <w:p>
+      <w:pPr>
+        <w:pStyle w:val="Compact"/>
+        <w:numPr>
+          <w:ilvl w:val="0"/>
+          <w:numId w:val="1006"/>
+        </w:numPr>
+      </w:pPr>
+      <w:r>
+        <w:t xml:space="preserve">[TO BE COMPLETED] - Document procedure for reprocessing beneficiaries with errors.</w:t>
+      </w:r>
+    </w:p>
+    <w:p>
+      <w:r>
+        <w:pict>
+          <v:rect style="width:0;height:1.5pt" o:hralign="center" o:hrstd="t" o:hr="t"/>
+        </w:pict>
+      </w:r>
+    </w:p>
+    <w:bookmarkEnd w:id="36"/>
+    <w:bookmarkEnd w:id="37"/>
+    <w:bookmarkStart w:id="38" w:name="X61a8265027a78a4e408667a24cfb29291957e68"/>
+    <w:p>
+      <w:pPr>
+        <w:pStyle w:val="Heading2"/>
+      </w:pPr>
+      <w:r>
+        <w:t xml:space="preserve">6. Rules Pending Survey</w:t>
+      </w:r>
+    </w:p>
+    <w:p>
+      <w:pPr>
+        <w:pStyle w:val="FirstParagraph"/>
+      </w:pPr>
+      <w:r>
+        <w:t xml:space="preserve">The following areas of business rules were</w:t>
+      </w:r>
+      <w:r>
+        <w:t xml:space="preserve"> </w:t>
+      </w:r>
+      <w:r>
+        <w:rPr>
+          <w:b/>
+          <w:bCs/>
+        </w:rPr>
+        <w:t xml:space="preserve">not documented</w:t>
+      </w:r>
+      <w:r>
+        <w:t xml:space="preserve"> </w:t>
+      </w:r>
+      <w:r>
+        <w:t xml:space="preserve">in this survey:</w:t>
       </w:r>
     </w:p>
     <w:tbl>
       <w:tblPr>
         <w:tblStyle w:val="Table"/>
-        <w:tblW w:type="pct" w:w="5000"/>
-        <w:tblLayout w:type="fixed"/>
+        <w:tblW w:type="auto" w:w="0"/>
         <w:tblLook w:firstRow="1" w:lastRow="0" w:firstColumn="0" w:lastColumn="0" w:noHBand="0" w:noVBand="0" w:val="0020"/>
       </w:tblPr>
       <w:tblGrid>
-        <w:gridCol w:w="1440"/>
-        <w:gridCol w:w="1920"/>
-        <w:gridCol w:w="4560"/>
+        <w:gridCol w:w="2640"/>
+        <w:gridCol w:w="2640"/>
+        <w:gridCol w:w="2640"/>
       </w:tblGrid>
       <w:tr>
         <w:trPr>
@@ -1717,29 +1817,29 @@
               <w:pStyle w:val="Compact"/>
             </w:pPr>
             <w:r>
-              <w:t xml:space="preserve">Área</w:t>
-            </w:r>
-          </w:p>
-        </w:tc>
-        <w:tc>
-          <w:tcPr/>
-          <w:p>
-            <w:pPr>
-              <w:pStyle w:val="Compact"/>
-            </w:pPr>
-            <w:r>
-              <w:t xml:space="preserve">Motivo</w:t>
-            </w:r>
-          </w:p>
-        </w:tc>
-        <w:tc>
-          <w:tcPr/>
-          <w:p>
-            <w:pPr>
-              <w:pStyle w:val="Compact"/>
-            </w:pPr>
-            <w:r>
-              <w:t xml:space="preserve">Prioridade Estimada</w:t>
+              <w:t xml:space="preserve">Area</w:t>
+            </w:r>
+          </w:p>
+        </w:tc>
+        <w:tc>
+          <w:tcPr/>
+          <w:p>
+            <w:pPr>
+              <w:pStyle w:val="Compact"/>
+            </w:pPr>
+            <w:r>
+              <w:t xml:space="preserve">Reason</w:t>
+            </w:r>
+          </w:p>
+        </w:tc>
+        <w:tc>
+          <w:tcPr/>
+          <w:p>
+            <w:pPr>
+              <w:pStyle w:val="Compact"/>
+            </w:pPr>
+            <w:r>
+              <w:t xml:space="preserve">Estimated Priority</w:t>
             </w:r>
           </w:p>
         </w:tc>
@@ -1752,29 +1852,29 @@
               <w:pStyle w:val="Compact"/>
             </w:pPr>
             <w:r>
-              <w:t xml:space="preserve">Cálculo do 13o benefício (abono natalino)</w:t>
-            </w:r>
-          </w:p>
-        </w:tc>
-        <w:tc>
-          <w:tcPr/>
-          <w:p>
-            <w:pPr>
-              <w:pStyle w:val="Compact"/>
-            </w:pPr>
-            <w:r>
-              <w:t xml:space="preserve">Não foi possível acessar a rotina específica no CALCBENF</w:t>
-            </w:r>
-          </w:p>
-        </w:tc>
-        <w:tc>
-          <w:tcPr/>
-          <w:p>
-            <w:pPr>
-              <w:pStyle w:val="Compact"/>
-            </w:pPr>
-            <w:r>
-              <w:t xml:space="preserve">Alta</w:t>
+              <w:t xml:space="preserve">Calculation of the 13th benefit (Christmas bonus)</w:t>
+            </w:r>
+          </w:p>
+        </w:tc>
+        <w:tc>
+          <w:tcPr/>
+          <w:p>
+            <w:pPr>
+              <w:pStyle w:val="Compact"/>
+            </w:pPr>
+            <w:r>
+              <w:t xml:space="preserve">Unable to access specific routine on CALCBENF</w:t>
+            </w:r>
+          </w:p>
+        </w:tc>
+        <w:tc>
+          <w:tcPr/>
+          <w:p>
+            <w:pPr>
+              <w:pStyle w:val="Compact"/>
+            </w:pPr>
+            <w:r>
+              <w:t xml:space="preserve">High</w:t>
             </w:r>
           </w:p>
         </w:tc>
@@ -1787,29 +1887,29 @@
               <w:pStyle w:val="Compact"/>
             </w:pPr>
             <w:r>
-              <w:t xml:space="preserve">Fator K (multiplicador de cálculo)</w:t>
-            </w:r>
-          </w:p>
-        </w:tc>
-        <w:tc>
-          <w:tcPr/>
-          <w:p>
-            <w:pPr>
-              <w:pStyle w:val="Compact"/>
-            </w:pPr>
-            <w:r>
-              <w:t xml:space="preserve">Marcos Antônio não soube explicar; precisa análise do código</w:t>
-            </w:r>
-          </w:p>
-        </w:tc>
-        <w:tc>
-          <w:tcPr/>
-          <w:p>
-            <w:pPr>
-              <w:pStyle w:val="Compact"/>
-            </w:pPr>
-            <w:r>
-              <w:t xml:space="preserve">Alta</w:t>
+              <w:t xml:space="preserve">K factor (calculation multiplier)</w:t>
+            </w:r>
+          </w:p>
+        </w:tc>
+        <w:tc>
+          <w:tcPr/>
+          <w:p>
+            <w:pPr>
+              <w:pStyle w:val="Compact"/>
+            </w:pPr>
+            <w:r>
+              <w:t xml:space="preserve">Marcos Antônio was unable to explain; need code analysis</w:t>
+            </w:r>
+          </w:p>
+        </w:tc>
+        <w:tc>
+          <w:tcPr/>
+          <w:p>
+            <w:pPr>
+              <w:pStyle w:val="Compact"/>
+            </w:pPr>
+            <w:r>
+              <w:t xml:space="preserve">High</w:t>
             </w:r>
           </w:p>
         </w:tc>
@@ -1822,29 +1922,29 @@
               <w:pStyle w:val="Compact"/>
             </w:pPr>
             <w:r>
-              <w:t xml:space="preserve">Regras de conciliação financeira (BATCHCON)</w:t>
-            </w:r>
-          </w:p>
-        </w:tc>
-        <w:tc>
-          <w:tcPr/>
-          <w:p>
-            <w:pPr>
-              <w:pStyle w:val="Compact"/>
-            </w:pPr>
-            <w:r>
-              <w:t xml:space="preserve">Patrícia Helena Moura (responsável) transferida para DEGED</w:t>
-            </w:r>
-          </w:p>
-        </w:tc>
-        <w:tc>
-          <w:tcPr/>
-          <w:p>
-            <w:pPr>
-              <w:pStyle w:val="Compact"/>
-            </w:pPr>
-            <w:r>
-              <w:t xml:space="preserve">Média</w:t>
+              <w:t xml:space="preserve">Financial Reconciliation Rules (BATCHCON)</w:t>
+            </w:r>
+          </w:p>
+        </w:tc>
+        <w:tc>
+          <w:tcPr/>
+          <w:p>
+            <w:pPr>
+              <w:pStyle w:val="Compact"/>
+            </w:pPr>
+            <w:r>
+              <w:t xml:space="preserve">Patrícia Helena Moura (responsible) transferred to DEGED</w:t>
+            </w:r>
+          </w:p>
+        </w:tc>
+        <w:tc>
+          <w:tcPr/>
+          <w:p>
+            <w:pPr>
+              <w:pStyle w:val="Compact"/>
+            </w:pPr>
+            <w:r>
+              <w:t xml:space="preserve">Average</w:t>
             </w:r>
           </w:p>
         </w:tc>
@@ -1857,29 +1957,29 @@
               <w:pStyle w:val="Compact"/>
             </w:pPr>
             <w:r>
-              <w:t xml:space="preserve">Integração com CadÚnico</w:t>
-            </w:r>
-          </w:p>
-        </w:tc>
-        <w:tc>
-          <w:tcPr/>
-          <w:p>
-            <w:pPr>
-              <w:pStyle w:val="Compact"/>
-            </w:pPr>
-            <w:r>
-              <w:t xml:space="preserve">Programa não catalogado; código-fonte não localizado</w:t>
-            </w:r>
-          </w:p>
-        </w:tc>
-        <w:tc>
-          <w:tcPr/>
-          <w:p>
-            <w:pPr>
-              <w:pStyle w:val="Compact"/>
-            </w:pPr>
-            <w:r>
-              <w:t xml:space="preserve">Média</w:t>
+              <w:t xml:space="preserve">Integration with CadÚnico</w:t>
+            </w:r>
+          </w:p>
+        </w:tc>
+        <w:tc>
+          <w:tcPr/>
+          <w:p>
+            <w:pPr>
+              <w:pStyle w:val="Compact"/>
+            </w:pPr>
+            <w:r>
+              <w:t xml:space="preserve">Program not cataloged; source code not found</w:t>
+            </w:r>
+          </w:p>
+        </w:tc>
+        <w:tc>
+          <w:tcPr/>
+          <w:p>
+            <w:pPr>
+              <w:pStyle w:val="Compact"/>
+            </w:pPr>
+            <w:r>
+              <w:t xml:space="preserve">Average</w:t>
             </w:r>
           </w:p>
         </w:tc>
@@ -1892,29 +1992,29 @@
               <w:pStyle w:val="Compact"/>
             </w:pPr>
             <w:r>
-              <w:t xml:space="preserve">Regras de auditoria (RELAUDIT)</w:t>
-            </w:r>
-          </w:p>
-        </w:tc>
-        <w:tc>
-          <w:tcPr/>
-          <w:p>
-            <w:pPr>
-              <w:pStyle w:val="Compact"/>
-            </w:pPr>
-            <w:r>
-              <w:t xml:space="preserve">Módulo não coberto pelo escopo inicial deste levantamento</w:t>
-            </w:r>
-          </w:p>
-        </w:tc>
-        <w:tc>
-          <w:tcPr/>
-          <w:p>
-            <w:pPr>
-              <w:pStyle w:val="Compact"/>
-            </w:pPr>
-            <w:r>
-              <w:t xml:space="preserve">Média</w:t>
+              <w:t xml:space="preserve">Audit Rules (RELAUDIT)</w:t>
+            </w:r>
+          </w:p>
+        </w:tc>
+        <w:tc>
+          <w:tcPr/>
+          <w:p>
+            <w:pPr>
+              <w:pStyle w:val="Compact"/>
+            </w:pPr>
+            <w:r>
+              <w:t xml:space="preserve">Module not covered by the initial scope of this survey</w:t>
+            </w:r>
+          </w:p>
+        </w:tc>
+        <w:tc>
+          <w:tcPr/>
+          <w:p>
+            <w:pPr>
+              <w:pStyle w:val="Compact"/>
+            </w:pPr>
+            <w:r>
+              <w:t xml:space="preserve">Average</w:t>
             </w:r>
           </w:p>
         </w:tc>
@@ -1927,29 +2027,29 @@
               <w:pStyle w:val="Compact"/>
             </w:pPr>
             <w:r>
-              <w:t xml:space="preserve">Cálculo proporcional (pro rata)</w:t>
-            </w:r>
-          </w:p>
-        </w:tc>
-        <w:tc>
-          <w:tcPr/>
-          <w:p>
-            <w:pPr>
-              <w:pStyle w:val="Compact"/>
-            </w:pPr>
-            <w:r>
-              <w:t xml:space="preserve">Mencionado por Marcos Antônio, não detalhado</w:t>
-            </w:r>
-          </w:p>
-        </w:tc>
-        <w:tc>
-          <w:tcPr/>
-          <w:p>
-            <w:pPr>
-              <w:pStyle w:val="Compact"/>
-            </w:pPr>
-            <w:r>
-              <w:t xml:space="preserve">Alta</w:t>
+              <w:t xml:space="preserve">Proportional calculation (pro rata)</w:t>
+            </w:r>
+          </w:p>
+        </w:tc>
+        <w:tc>
+          <w:tcPr/>
+          <w:p>
+            <w:pPr>
+              <w:pStyle w:val="Compact"/>
+            </w:pPr>
+            <w:r>
+              <w:t xml:space="preserve">Mentioned by Marcos Antônio, not detailed</w:t>
+            </w:r>
+          </w:p>
+        </w:tc>
+        <w:tc>
+          <w:tcPr/>
+          <w:p>
+            <w:pPr>
+              <w:pStyle w:val="Compact"/>
+            </w:pPr>
+            <w:r>
+              <w:t xml:space="preserve">High</w:t>
             </w:r>
           </w:p>
         </w:tc>
@@ -1962,29 +2062,29 @@
               <w:pStyle w:val="Compact"/>
             </w:pPr>
             <w:r>
-              <w:t xml:space="preserve">Exceção judicial ao limite de descontos</w:t>
-            </w:r>
-          </w:p>
-        </w:tc>
-        <w:tc>
-          <w:tcPr/>
-          <w:p>
-            <w:pPr>
-              <w:pStyle w:val="Compact"/>
-            </w:pPr>
-            <w:r>
-              <w:t xml:space="preserve">Mencionado por Marcos Antônio, não confirmado no código</w:t>
-            </w:r>
-          </w:p>
-        </w:tc>
-        <w:tc>
-          <w:tcPr/>
-          <w:p>
-            <w:pPr>
-              <w:pStyle w:val="Compact"/>
-            </w:pPr>
-            <w:r>
-              <w:t xml:space="preserve">Alta</w:t>
+              <w:t xml:space="preserve">Judicial exception to the discount limit</w:t>
+            </w:r>
+          </w:p>
+        </w:tc>
+        <w:tc>
+          <w:tcPr/>
+          <w:p>
+            <w:pPr>
+              <w:pStyle w:val="Compact"/>
+            </w:pPr>
+            <w:r>
+              <w:t xml:space="preserve">Mentioned by Marcos Antônio, not confirmed in the code</w:t>
+            </w:r>
+          </w:p>
+        </w:tc>
+        <w:tc>
+          <w:tcPr/>
+          <w:p>
+            <w:pPr>
+              <w:pStyle w:val="Compact"/>
+            </w:pPr>
+            <w:r>
+              <w:t xml:space="preserve">High</w:t>
             </w:r>
           </w:p>
         </w:tc>
@@ -1997,29 +2097,29 @@
               <w:pStyle w:val="Compact"/>
             </w:pPr>
             <w:r>
-              <w:t xml:space="preserve">Bypass de elegibilidade por região 99</w:t>
-            </w:r>
-          </w:p>
-        </w:tc>
-        <w:tc>
-          <w:tcPr/>
-          <w:p>
-            <w:pPr>
-              <w:pStyle w:val="Compact"/>
-            </w:pPr>
-            <w:r>
-              <w:t xml:space="preserve">Identificado no código, sem explicação conhecida</w:t>
-            </w:r>
-          </w:p>
-        </w:tc>
-        <w:tc>
-          <w:tcPr/>
-          <w:p>
-            <w:pPr>
-              <w:pStyle w:val="Compact"/>
-            </w:pPr>
-            <w:r>
-              <w:t xml:space="preserve">Alta</w:t>
+              <w:t xml:space="preserve">Region Eligibility Bypass 99</w:t>
+            </w:r>
+          </w:p>
+        </w:tc>
+        <w:tc>
+          <w:tcPr/>
+          <w:p>
+            <w:pPr>
+              <w:pStyle w:val="Compact"/>
+            </w:pPr>
+            <w:r>
+              <w:t xml:space="preserve">Identified in the code, with no known explanation</w:t>
+            </w:r>
+          </w:p>
+        </w:tc>
+        <w:tc>
+          <w:tcPr/>
+          <w:p>
+            <w:pPr>
+              <w:pStyle w:val="Compact"/>
+            </w:pPr>
+            <w:r>
+              <w:t xml:space="preserve">High</w:t>
             </w:r>
           </w:p>
         </w:tc>
@@ -2032,29 +2132,29 @@
               <w:pStyle w:val="Compact"/>
             </w:pPr>
             <w:r>
-              <w:t xml:space="preserve">Regras de desvinculação de dependentes</w:t>
-            </w:r>
-          </w:p>
-        </w:tc>
-        <w:tc>
-          <w:tcPr/>
-          <w:p>
-            <w:pPr>
-              <w:pStyle w:val="Compact"/>
-            </w:pPr>
-            <w:r>
-              <w:t xml:space="preserve">Não documentadas</w:t>
-            </w:r>
-          </w:p>
-        </w:tc>
-        <w:tc>
-          <w:tcPr/>
-          <w:p>
-            <w:pPr>
-              <w:pStyle w:val="Compact"/>
-            </w:pPr>
-            <w:r>
-              <w:t xml:space="preserve">Baixa</w:t>
+              <w:t xml:space="preserve">Dependent separation rules</w:t>
+            </w:r>
+          </w:p>
+        </w:tc>
+        <w:tc>
+          <w:tcPr/>
+          <w:p>
+            <w:pPr>
+              <w:pStyle w:val="Compact"/>
+            </w:pPr>
+            <w:r>
+              <w:t xml:space="preserve">Undocumented</w:t>
+            </w:r>
+          </w:p>
+        </w:tc>
+        <w:tc>
+          <w:tcPr/>
+          <w:p>
+            <w:pPr>
+              <w:pStyle w:val="Compact"/>
+            </w:pPr>
+            <w:r>
+              <w:t xml:space="preserve">Low</w:t>
             </w:r>
           </w:p>
         </w:tc>
@@ -2067,29 +2167,29 @@
               <w:pStyle w:val="Compact"/>
             </w:pPr>
             <w:r>
-              <w:t xml:space="preserve">Procedimentos de rollback e reprocessamento</w:t>
-            </w:r>
-          </w:p>
-        </w:tc>
-        <w:tc>
-          <w:tcPr/>
-          <w:p>
-            <w:pPr>
-              <w:pStyle w:val="Compact"/>
-            </w:pPr>
-            <w:r>
-              <w:t xml:space="preserve">Remetido ao Manual ITSM-SIFAP vol. 3 (nunca concluído)</w:t>
-            </w:r>
-          </w:p>
-        </w:tc>
-        <w:tc>
-          <w:tcPr/>
-          <w:p>
-            <w:pPr>
-              <w:pStyle w:val="Compact"/>
-            </w:pPr>
-            <w:r>
-              <w:t xml:space="preserve">Alta</w:t>
+              <w:t xml:space="preserve">Rollback and reprocessing procedures</w:t>
+            </w:r>
+          </w:p>
+        </w:tc>
+        <w:tc>
+          <w:tcPr/>
+          <w:p>
+            <w:pPr>
+              <w:pStyle w:val="Compact"/>
+            </w:pPr>
+            <w:r>
+              <w:t xml:space="preserve">Referred to Manual ITSM-SIFAP vol. 3 (never completed)</w:t>
+            </w:r>
+          </w:p>
+        </w:tc>
+        <w:tc>
+          <w:tcPr/>
+          <w:p>
+            <w:pPr>
+              <w:pStyle w:val="Compact"/>
+            </w:pPr>
+            <w:r>
+              <w:t xml:space="preserve">High</w:t>
             </w:r>
           </w:p>
         </w:tc>
@@ -2102,29 +2202,28 @@
         </w:pict>
       </w:r>
     </w:p>
-    <w:bookmarkEnd w:id="24"/>
-    <w:bookmarkStart w:id="25" w:name="matriz-de-regras-resumo"/>
+    <w:bookmarkEnd w:id="38"/>
+    <w:bookmarkStart w:id="39" w:name="Xf44737dcfb97e78555ccdea4acb5a579318db0a"/>
     <w:p>
       <w:pPr>
         <w:pStyle w:val="Heading2"/>
       </w:pPr>
       <w:r>
-        <w:t xml:space="preserve">7. Matriz de Regras — Resumo</w:t>
+        <w:t xml:space="preserve">7. Rules Matrix - Summary</w:t>
       </w:r>
     </w:p>
     <w:tbl>
       <w:tblPr>
         <w:tblStyle w:val="Table"/>
-        <w:tblW w:type="pct" w:w="5000"/>
-        <w:tblLayout w:type="fixed"/>
+        <w:tblW w:type="auto" w:w="0"/>
         <w:tblLook w:firstRow="1" w:lastRow="0" w:firstColumn="0" w:lastColumn="0" w:noHBand="0" w:noVBand="0" w:val="0020"/>
       </w:tblPr>
       <w:tblGrid>
-        <w:gridCol w:w="660"/>
-        <w:gridCol w:w="1320"/>
-        <w:gridCol w:w="2640"/>
-        <w:gridCol w:w="1320"/>
-        <w:gridCol w:w="1980"/>
+        <w:gridCol w:w="1584"/>
+        <w:gridCol w:w="1584"/>
+        <w:gridCol w:w="1584"/>
+        <w:gridCol w:w="1584"/>
+        <w:gridCol w:w="1584"/>
       </w:tblGrid>
       <w:tr>
         <w:trPr>
@@ -2148,18 +2247,18 @@
               <w:pStyle w:val="Compact"/>
             </w:pPr>
             <w:r>
-              <w:t xml:space="preserve">Módulo</w:t>
-            </w:r>
-          </w:p>
-        </w:tc>
-        <w:tc>
-          <w:tcPr/>
-          <w:p>
-            <w:pPr>
-              <w:pStyle w:val="Compact"/>
-            </w:pPr>
-            <w:r>
-              <w:t xml:space="preserve">Regra (resumo)</w:t>
+              <w:t xml:space="preserve">Module</w:t>
+            </w:r>
+          </w:p>
+        </w:tc>
+        <w:tc>
+          <w:tcPr/>
+          <w:p>
+            <w:pPr>
+              <w:pStyle w:val="Compact"/>
+            </w:pPr>
+            <w:r>
+              <w:t xml:space="preserve">Rule (summary)</w:t>
             </w:r>
           </w:p>
         </w:tc>
@@ -2181,7 +2280,7 @@
               <w:pStyle w:val="Compact"/>
             </w:pPr>
             <w:r>
-              <w:t xml:space="preserve">Observação</w:t>
+              <w:t xml:space="preserve">Note</w:t>
             </w:r>
           </w:p>
         </w:tc>
@@ -2205,40 +2304,40 @@
               <w:pStyle w:val="Compact"/>
             </w:pPr>
             <w:r>
-              <w:t xml:space="preserve">Cadastro</w:t>
-            </w:r>
-          </w:p>
-        </w:tc>
-        <w:tc>
-          <w:tcPr/>
-          <w:p>
-            <w:pPr>
-              <w:pStyle w:val="Compact"/>
-            </w:pPr>
-            <w:r>
-              <w:t xml:space="preserve">CPF e NIS obrigatórios e válidos</w:t>
-            </w:r>
-          </w:p>
-        </w:tc>
-        <w:tc>
-          <w:tcPr/>
-          <w:p>
-            <w:pPr>
-              <w:pStyle w:val="Compact"/>
-            </w:pPr>
-            <w:r>
-              <w:t xml:space="preserve">Documentada</w:t>
-            </w:r>
-          </w:p>
-        </w:tc>
-        <w:tc>
-          <w:tcPr/>
-          <w:p>
-            <w:pPr>
-              <w:pStyle w:val="Compact"/>
-            </w:pPr>
-            <w:r>
-              <w:t xml:space="preserve">—</w:t>
+              <w:t xml:space="preserve">Registration</w:t>
+            </w:r>
+          </w:p>
+        </w:tc>
+        <w:tc>
+          <w:tcPr/>
+          <w:p>
+            <w:pPr>
+              <w:pStyle w:val="Compact"/>
+            </w:pPr>
+            <w:r>
+              <w:t xml:space="preserve">CPF and NIS mandatory and valid</w:t>
+            </w:r>
+          </w:p>
+        </w:tc>
+        <w:tc>
+          <w:tcPr/>
+          <w:p>
+            <w:pPr>
+              <w:pStyle w:val="Compact"/>
+            </w:pPr>
+            <w:r>
+              <w:t xml:space="preserve">Documented</w:t>
+            </w:r>
+          </w:p>
+        </w:tc>
+        <w:tc>
+          <w:tcPr/>
+          <w:p>
+            <w:pPr>
+              <w:pStyle w:val="Compact"/>
+            </w:pPr>
+            <w:r>
+              <w:t xml:space="preserve">-</w:t>
             </w:r>
           </w:p>
         </w:tc>
@@ -2262,40 +2361,40 @@
               <w:pStyle w:val="Compact"/>
             </w:pPr>
             <w:r>
-              <w:t xml:space="preserve">Cadastro</w:t>
-            </w:r>
-          </w:p>
-        </w:tc>
-        <w:tc>
-          <w:tcPr/>
-          <w:p>
-            <w:pPr>
-              <w:pStyle w:val="Compact"/>
-            </w:pPr>
-            <w:r>
-              <w:t xml:space="preserve">CPF único para beneficiário ativo</w:t>
-            </w:r>
-          </w:p>
-        </w:tc>
-        <w:tc>
-          <w:tcPr/>
-          <w:p>
-            <w:pPr>
-              <w:pStyle w:val="Compact"/>
-            </w:pPr>
-            <w:r>
-              <w:t xml:space="preserve">Documentada</w:t>
-            </w:r>
-          </w:p>
-        </w:tc>
-        <w:tc>
-          <w:tcPr/>
-          <w:p>
-            <w:pPr>
-              <w:pStyle w:val="Compact"/>
-            </w:pPr>
-            <w:r>
-              <w:t xml:space="preserve">—</w:t>
+              <w:t xml:space="preserve">Registration</w:t>
+            </w:r>
+          </w:p>
+        </w:tc>
+        <w:tc>
+          <w:tcPr/>
+          <w:p>
+            <w:pPr>
+              <w:pStyle w:val="Compact"/>
+            </w:pPr>
+            <w:r>
+              <w:t xml:space="preserve">CPF single for active beneficiary</w:t>
+            </w:r>
+          </w:p>
+        </w:tc>
+        <w:tc>
+          <w:tcPr/>
+          <w:p>
+            <w:pPr>
+              <w:pStyle w:val="Compact"/>
+            </w:pPr>
+            <w:r>
+              <w:t xml:space="preserve">Documented</w:t>
+            </w:r>
+          </w:p>
+        </w:tc>
+        <w:tc>
+          <w:tcPr/>
+          <w:p>
+            <w:pPr>
+              <w:pStyle w:val="Compact"/>
+            </w:pPr>
+            <w:r>
+              <w:t xml:space="preserve">-</w:t>
             </w:r>
           </w:p>
         </w:tc>
@@ -2319,40 +2418,40 @@
               <w:pStyle w:val="Compact"/>
             </w:pPr>
             <w:r>
-              <w:t xml:space="preserve">Cadastro</w:t>
-            </w:r>
-          </w:p>
-        </w:tc>
-        <w:tc>
-          <w:tcPr/>
-          <w:p>
-            <w:pPr>
-              <w:pStyle w:val="Compact"/>
-            </w:pPr>
-            <w:r>
-              <w:t xml:space="preserve">Vínculo obrigatório com programa social</w:t>
-            </w:r>
-          </w:p>
-        </w:tc>
-        <w:tc>
-          <w:tcPr/>
-          <w:p>
-            <w:pPr>
-              <w:pStyle w:val="Compact"/>
-            </w:pPr>
-            <w:r>
-              <w:t xml:space="preserve">Documentada</w:t>
-            </w:r>
-          </w:p>
-        </w:tc>
-        <w:tc>
-          <w:tcPr/>
-          <w:p>
-            <w:pPr>
-              <w:pStyle w:val="Compact"/>
-            </w:pPr>
-            <w:r>
-              <w:t xml:space="preserve">—</w:t>
+              <w:t xml:space="preserve">Registration</w:t>
+            </w:r>
+          </w:p>
+        </w:tc>
+        <w:tc>
+          <w:tcPr/>
+          <w:p>
+            <w:pPr>
+              <w:pStyle w:val="Compact"/>
+            </w:pPr>
+            <w:r>
+              <w:t xml:space="preserve">Mandatory link with social program</w:t>
+            </w:r>
+          </w:p>
+        </w:tc>
+        <w:tc>
+          <w:tcPr/>
+          <w:p>
+            <w:pPr>
+              <w:pStyle w:val="Compact"/>
+            </w:pPr>
+            <w:r>
+              <w:t xml:space="preserve">Documented</w:t>
+            </w:r>
+          </w:p>
+        </w:tc>
+        <w:tc>
+          <w:tcPr/>
+          <w:p>
+            <w:pPr>
+              <w:pStyle w:val="Compact"/>
+            </w:pPr>
+            <w:r>
+              <w:t xml:space="preserve">-</w:t>
             </w:r>
           </w:p>
         </w:tc>
@@ -2376,29 +2475,29 @@
               <w:pStyle w:val="Compact"/>
             </w:pPr>
             <w:r>
-              <w:t xml:space="preserve">Cadastro</w:t>
-            </w:r>
-          </w:p>
-        </w:tc>
-        <w:tc>
-          <w:tcPr/>
-          <w:p>
-            <w:pPr>
-              <w:pStyle w:val="Compact"/>
-            </w:pPr>
-            <w:r>
-              <w:t xml:space="preserve">Máximo 3 dependentes</w:t>
-            </w:r>
-          </w:p>
-        </w:tc>
-        <w:tc>
-          <w:tcPr/>
-          <w:p>
-            <w:pPr>
-              <w:pStyle w:val="Compact"/>
-            </w:pPr>
-            <w:r>
-              <w:t xml:space="preserve">Documentada</w:t>
+              <w:t xml:space="preserve">Registration</w:t>
+            </w:r>
+          </w:p>
+        </w:tc>
+        <w:tc>
+          <w:tcPr/>
+          <w:p>
+            <w:pPr>
+              <w:pStyle w:val="Compact"/>
+            </w:pPr>
+            <w:r>
+              <w:t xml:space="preserve">Maximum 3 dependents</w:t>
+            </w:r>
+          </w:p>
+        </w:tc>
+        <w:tc>
+          <w:tcPr/>
+          <w:p>
+            <w:pPr>
+              <w:pStyle w:val="Compact"/>
+            </w:pPr>
+            <w:r>
+              <w:t xml:space="preserve">Documented</w:t>
             </w:r>
           </w:p>
         </w:tc>
@@ -2413,7 +2512,7 @@
                 <w:b/>
                 <w:bCs/>
               </w:rPr>
-              <w:t xml:space="preserve">Possível desatualização — verificar código</w:t>
+              <w:t xml:space="preserve">Possible outdated - check code</w:t>
             </w:r>
           </w:p>
         </w:tc>
@@ -2437,40 +2536,40 @@
               <w:pStyle w:val="Compact"/>
             </w:pPr>
             <w:r>
-              <w:t xml:space="preserve">Cadastro</w:t>
-            </w:r>
-          </w:p>
-        </w:tc>
-        <w:tc>
-          <w:tcPr/>
-          <w:p>
-            <w:pPr>
-              <w:pStyle w:val="Compact"/>
-            </w:pPr>
-            <w:r>
-              <w:t xml:space="preserve">Região válida (01-27) + 99 reservado</w:t>
-            </w:r>
-          </w:p>
-        </w:tc>
-        <w:tc>
-          <w:tcPr/>
-          <w:p>
-            <w:pPr>
-              <w:pStyle w:val="Compact"/>
-            </w:pPr>
-            <w:r>
-              <w:t xml:space="preserve">Documentada</w:t>
-            </w:r>
-          </w:p>
-        </w:tc>
-        <w:tc>
-          <w:tcPr/>
-          <w:p>
-            <w:pPr>
-              <w:pStyle w:val="Compact"/>
-            </w:pPr>
-            <w:r>
-              <w:t xml:space="preserve">Significado do 99 desconhecido</w:t>
+              <w:t xml:space="preserve">Registration</w:t>
+            </w:r>
+          </w:p>
+        </w:tc>
+        <w:tc>
+          <w:tcPr/>
+          <w:p>
+            <w:pPr>
+              <w:pStyle w:val="Compact"/>
+            </w:pPr>
+            <w:r>
+              <w:t xml:space="preserve">Valid region (01-27) + 99 reserved</w:t>
+            </w:r>
+          </w:p>
+        </w:tc>
+        <w:tc>
+          <w:tcPr/>
+          <w:p>
+            <w:pPr>
+              <w:pStyle w:val="Compact"/>
+            </w:pPr>
+            <w:r>
+              <w:t xml:space="preserve">Documented</w:t>
+            </w:r>
+          </w:p>
+        </w:tc>
+        <w:tc>
+          <w:tcPr/>
+          <w:p>
+            <w:pPr>
+              <w:pStyle w:val="Compact"/>
+            </w:pPr>
+            <w:r>
+              <w:t xml:space="preserve">Meaning of 99 unknown</w:t>
             </w:r>
           </w:p>
         </w:tc>
@@ -2494,40 +2593,40 @@
               <w:pStyle w:val="Compact"/>
             </w:pPr>
             <w:r>
-              <w:t xml:space="preserve">Cadastro</w:t>
-            </w:r>
-          </w:p>
-        </w:tc>
-        <w:tc>
-          <w:tcPr/>
-          <w:p>
-            <w:pPr>
-              <w:pStyle w:val="Compact"/>
-            </w:pPr>
-            <w:r>
-              <w:t xml:space="preserve">Idade mínima 16 anos</w:t>
-            </w:r>
-          </w:p>
-        </w:tc>
-        <w:tc>
-          <w:tcPr/>
-          <w:p>
-            <w:pPr>
-              <w:pStyle w:val="Compact"/>
-            </w:pPr>
-            <w:r>
-              <w:t xml:space="preserve">Documentada</w:t>
-            </w:r>
-          </w:p>
-        </w:tc>
-        <w:tc>
-          <w:tcPr/>
-          <w:p>
-            <w:pPr>
-              <w:pStyle w:val="Compact"/>
-            </w:pPr>
-            <w:r>
-              <w:t xml:space="preserve">—</w:t>
+              <w:t xml:space="preserve">Registration</w:t>
+            </w:r>
+          </w:p>
+        </w:tc>
+        <w:tc>
+          <w:tcPr/>
+          <w:p>
+            <w:pPr>
+              <w:pStyle w:val="Compact"/>
+            </w:pPr>
+            <w:r>
+              <w:t xml:space="preserve">Minimum age 16 years</w:t>
+            </w:r>
+          </w:p>
+        </w:tc>
+        <w:tc>
+          <w:tcPr/>
+          <w:p>
+            <w:pPr>
+              <w:pStyle w:val="Compact"/>
+            </w:pPr>
+            <w:r>
+              <w:t xml:space="preserve">Documented</w:t>
+            </w:r>
+          </w:p>
+        </w:tc>
+        <w:tc>
+          <w:tcPr/>
+          <w:p>
+            <w:pPr>
+              <w:pStyle w:val="Compact"/>
+            </w:pPr>
+            <w:r>
+              <w:t xml:space="preserve">-</w:t>
             </w:r>
           </w:p>
         </w:tc>
@@ -2551,40 +2650,40 @@
               <w:pStyle w:val="Compact"/>
             </w:pPr>
             <w:r>
-              <w:t xml:space="preserve">Cadastro</w:t>
-            </w:r>
-          </w:p>
-        </w:tc>
-        <w:tc>
-          <w:tcPr/>
-          <w:p>
-            <w:pPr>
-              <w:pStyle w:val="Compact"/>
-            </w:pPr>
-            <w:r>
-              <w:t xml:space="preserve">Dados bancários obrigatórios</w:t>
-            </w:r>
-          </w:p>
-        </w:tc>
-        <w:tc>
-          <w:tcPr/>
-          <w:p>
-            <w:pPr>
-              <w:pStyle w:val="Compact"/>
-            </w:pPr>
-            <w:r>
-              <w:t xml:space="preserve">Documentada</w:t>
-            </w:r>
-          </w:p>
-        </w:tc>
-        <w:tc>
-          <w:tcPr/>
-          <w:p>
-            <w:pPr>
-              <w:pStyle w:val="Compact"/>
-            </w:pPr>
-            <w:r>
-              <w:t xml:space="preserve">Tabela de bancos desatualizada (2011)</w:t>
+              <w:t xml:space="preserve">Registration</w:t>
+            </w:r>
+          </w:p>
+        </w:tc>
+        <w:tc>
+          <w:tcPr/>
+          <w:p>
+            <w:pPr>
+              <w:pStyle w:val="Compact"/>
+            </w:pPr>
+            <w:r>
+              <w:t xml:space="preserve">Mandatory bank details</w:t>
+            </w:r>
+          </w:p>
+        </w:tc>
+        <w:tc>
+          <w:tcPr/>
+          <w:p>
+            <w:pPr>
+              <w:pStyle w:val="Compact"/>
+            </w:pPr>
+            <w:r>
+              <w:t xml:space="preserve">Documented</w:t>
+            </w:r>
+          </w:p>
+        </w:tc>
+        <w:tc>
+          <w:tcPr/>
+          <w:p>
+            <w:pPr>
+              <w:pStyle w:val="Compact"/>
+            </w:pPr>
+            <w:r>
+              <w:t xml:space="preserve">Outdated bank table (2011)</w:t>
             </w:r>
           </w:p>
         </w:tc>
@@ -2608,18 +2707,18 @@
               <w:pStyle w:val="Compact"/>
             </w:pPr>
             <w:r>
-              <w:t xml:space="preserve">Cadastro</w:t>
-            </w:r>
-          </w:p>
-        </w:tc>
-        <w:tc>
-          <w:tcPr/>
-          <w:p>
-            <w:pPr>
-              <w:pStyle w:val="Compact"/>
-            </w:pPr>
-            <w:r>
-              <w:t xml:space="preserve">Alteração de dados bancários</w:t>
+              <w:t xml:space="preserve">Registration</w:t>
+            </w:r>
+          </w:p>
+        </w:tc>
+        <w:tc>
+          <w:tcPr/>
+          <w:p>
+            <w:pPr>
+              <w:pStyle w:val="Compact"/>
+            </w:pPr>
+            <w:r>
+              <w:t xml:space="preserve">Changing bank details</w:t>
             </w:r>
           </w:p>
         </w:tc>
@@ -2634,18 +2733,18 @@
                 <w:b/>
                 <w:bCs/>
               </w:rPr>
-              <w:t xml:space="preserve">PENDENTE</w:t>
-            </w:r>
-          </w:p>
-        </w:tc>
-        <w:tc>
-          <w:tcPr/>
-          <w:p>
-            <w:pPr>
-              <w:pStyle w:val="Compact"/>
-            </w:pPr>
-            <w:r>
-              <w:t xml:space="preserve">Não levantada</w:t>
+              <w:t xml:space="preserve">PENDING</w:t>
+            </w:r>
+          </w:p>
+        </w:tc>
+        <w:tc>
+          <w:tcPr/>
+          <w:p>
+            <w:pPr>
+              <w:pStyle w:val="Compact"/>
+            </w:pPr>
+            <w:r>
+              <w:t xml:space="preserve">Not raised</w:t>
             </w:r>
           </w:p>
         </w:tc>
@@ -2669,40 +2768,40 @@
               <w:pStyle w:val="Compact"/>
             </w:pPr>
             <w:r>
-              <w:t xml:space="preserve">Cadastro</w:t>
-            </w:r>
-          </w:p>
-        </w:tc>
-        <w:tc>
-          <w:tcPr/>
-          <w:p>
-            <w:pPr>
-              <w:pStyle w:val="Compact"/>
-            </w:pPr>
-            <w:r>
-              <w:t xml:space="preserve">Alteração de CPF — nível SUPERVISOR</w:t>
-            </w:r>
-          </w:p>
-        </w:tc>
-        <w:tc>
-          <w:tcPr/>
-          <w:p>
-            <w:pPr>
-              <w:pStyle w:val="Compact"/>
-            </w:pPr>
-            <w:r>
-              <w:t xml:space="preserve">Documentada</w:t>
-            </w:r>
-          </w:p>
-        </w:tc>
-        <w:tc>
-          <w:tcPr/>
-          <w:p>
-            <w:pPr>
-              <w:pStyle w:val="Compact"/>
-            </w:pPr>
-            <w:r>
-              <w:t xml:space="preserve">—</w:t>
+              <w:t xml:space="preserve">Registration</w:t>
+            </w:r>
+          </w:p>
+        </w:tc>
+        <w:tc>
+          <w:tcPr/>
+          <w:p>
+            <w:pPr>
+              <w:pStyle w:val="Compact"/>
+            </w:pPr>
+            <w:r>
+              <w:t xml:space="preserve">Change of CPF - SUPERVISOR level</w:t>
+            </w:r>
+          </w:p>
+        </w:tc>
+        <w:tc>
+          <w:tcPr/>
+          <w:p>
+            <w:pPr>
+              <w:pStyle w:val="Compact"/>
+            </w:pPr>
+            <w:r>
+              <w:t xml:space="preserve">Documented</w:t>
+            </w:r>
+          </w:p>
+        </w:tc>
+        <w:tc>
+          <w:tcPr/>
+          <w:p>
+            <w:pPr>
+              <w:pStyle w:val="Compact"/>
+            </w:pPr>
+            <w:r>
+              <w:t xml:space="preserve">-</w:t>
             </w:r>
           </w:p>
         </w:tc>
@@ -2726,40 +2825,40 @@
               <w:pStyle w:val="Compact"/>
             </w:pPr>
             <w:r>
-              <w:t xml:space="preserve">Cadastro</w:t>
-            </w:r>
-          </w:p>
-        </w:tc>
-        <w:tc>
-          <w:tcPr/>
-          <w:p>
-            <w:pPr>
-              <w:pStyle w:val="Compact"/>
-            </w:pPr>
-            <w:r>
-              <w:t xml:space="preserve">Auditoria automática em alterações</w:t>
-            </w:r>
-          </w:p>
-        </w:tc>
-        <w:tc>
-          <w:tcPr/>
-          <w:p>
-            <w:pPr>
-              <w:pStyle w:val="Compact"/>
-            </w:pPr>
-            <w:r>
-              <w:t xml:space="preserve">Documentada</w:t>
-            </w:r>
-          </w:p>
-        </w:tc>
-        <w:tc>
-          <w:tcPr/>
-          <w:p>
-            <w:pPr>
-              <w:pStyle w:val="Compact"/>
-            </w:pPr>
-            <w:r>
-              <w:t xml:space="preserve">—</w:t>
+              <w:t xml:space="preserve">Registration</w:t>
+            </w:r>
+          </w:p>
+        </w:tc>
+        <w:tc>
+          <w:tcPr/>
+          <w:p>
+            <w:pPr>
+              <w:pStyle w:val="Compact"/>
+            </w:pPr>
+            <w:r>
+              <w:t xml:space="preserve">Automatic auditing of changes</w:t>
+            </w:r>
+          </w:p>
+        </w:tc>
+        <w:tc>
+          <w:tcPr/>
+          <w:p>
+            <w:pPr>
+              <w:pStyle w:val="Compact"/>
+            </w:pPr>
+            <w:r>
+              <w:t xml:space="preserve">Documented</w:t>
+            </w:r>
+          </w:p>
+        </w:tc>
+        <w:tc>
+          <w:tcPr/>
+          <w:p>
+            <w:pPr>
+              <w:pStyle w:val="Compact"/>
+            </w:pPr>
+            <w:r>
+              <w:t xml:space="preserve">-</w:t>
             </w:r>
           </w:p>
         </w:tc>
@@ -2783,40 +2882,40 @@
               <w:pStyle w:val="Compact"/>
             </w:pPr>
             <w:r>
-              <w:t xml:space="preserve">Cadastro</w:t>
-            </w:r>
-          </w:p>
-        </w:tc>
-        <w:tc>
-          <w:tcPr/>
-          <w:p>
-            <w:pPr>
-              <w:pStyle w:val="Compact"/>
-            </w:pPr>
-            <w:r>
-              <w:t xml:space="preserve">Exclusão sempre lógica</w:t>
-            </w:r>
-          </w:p>
-        </w:tc>
-        <w:tc>
-          <w:tcPr/>
-          <w:p>
-            <w:pPr>
-              <w:pStyle w:val="Compact"/>
-            </w:pPr>
-            <w:r>
-              <w:t xml:space="preserve">Documentada</w:t>
-            </w:r>
-          </w:p>
-        </w:tc>
-        <w:tc>
-          <w:tcPr/>
-          <w:p>
-            <w:pPr>
-              <w:pStyle w:val="Compact"/>
-            </w:pPr>
-            <w:r>
-              <w:t xml:space="preserve">—</w:t>
+              <w:t xml:space="preserve">Registration</w:t>
+            </w:r>
+          </w:p>
+        </w:tc>
+        <w:tc>
+          <w:tcPr/>
+          <w:p>
+            <w:pPr>
+              <w:pStyle w:val="Compact"/>
+            </w:pPr>
+            <w:r>
+              <w:t xml:space="preserve">Always logical exclusion</w:t>
+            </w:r>
+          </w:p>
+        </w:tc>
+        <w:tc>
+          <w:tcPr/>
+          <w:p>
+            <w:pPr>
+              <w:pStyle w:val="Compact"/>
+            </w:pPr>
+            <w:r>
+              <w:t xml:space="preserve">Documented</w:t>
+            </w:r>
+          </w:p>
+        </w:tc>
+        <w:tc>
+          <w:tcPr/>
+          <w:p>
+            <w:pPr>
+              <w:pStyle w:val="Compact"/>
+            </w:pPr>
+            <w:r>
+              <w:t xml:space="preserve">-</w:t>
             </w:r>
           </w:p>
         </w:tc>
@@ -2840,40 +2939,40 @@
               <w:pStyle w:val="Compact"/>
             </w:pPr>
             <w:r>
-              <w:t xml:space="preserve">Cadastro</w:t>
-            </w:r>
-          </w:p>
-        </w:tc>
-        <w:tc>
-          <w:tcPr/>
-          <w:p>
-            <w:pPr>
-              <w:pStyle w:val="Compact"/>
-            </w:pPr>
-            <w:r>
-              <w:t xml:space="preserve">Bloqueio de exclusão com pagamento pendente</w:t>
-            </w:r>
-          </w:p>
-        </w:tc>
-        <w:tc>
-          <w:tcPr/>
-          <w:p>
-            <w:pPr>
-              <w:pStyle w:val="Compact"/>
-            </w:pPr>
-            <w:r>
-              <w:t xml:space="preserve">Documentada</w:t>
-            </w:r>
-          </w:p>
-        </w:tc>
-        <w:tc>
-          <w:tcPr/>
-          <w:p>
-            <w:pPr>
-              <w:pStyle w:val="Compact"/>
-            </w:pPr>
-            <w:r>
-              <w:t xml:space="preserve">—</w:t>
+              <w:t xml:space="preserve">Registration</w:t>
+            </w:r>
+          </w:p>
+        </w:tc>
+        <w:tc>
+          <w:tcPr/>
+          <w:p>
+            <w:pPr>
+              <w:pStyle w:val="Compact"/>
+            </w:pPr>
+            <w:r>
+              <w:t xml:space="preserve">Deletion block pending payment</w:t>
+            </w:r>
+          </w:p>
+        </w:tc>
+        <w:tc>
+          <w:tcPr/>
+          <w:p>
+            <w:pPr>
+              <w:pStyle w:val="Compact"/>
+            </w:pPr>
+            <w:r>
+              <w:t xml:space="preserve">Documented</w:t>
+            </w:r>
+          </w:p>
+        </w:tc>
+        <w:tc>
+          <w:tcPr/>
+          <w:p>
+            <w:pPr>
+              <w:pStyle w:val="Compact"/>
+            </w:pPr>
+            <w:r>
+              <w:t xml:space="preserve">-</w:t>
             </w:r>
           </w:p>
         </w:tc>
@@ -2897,29 +2996,29 @@
               <w:pStyle w:val="Compact"/>
             </w:pPr>
             <w:r>
-              <w:t xml:space="preserve">Cálculo</w:t>
-            </w:r>
-          </w:p>
-        </w:tc>
-        <w:tc>
-          <w:tcPr/>
-          <w:p>
-            <w:pPr>
-              <w:pStyle w:val="Compact"/>
-            </w:pPr>
-            <w:r>
-              <w:t xml:space="preserve">Fórmula básica de benefício</w:t>
-            </w:r>
-          </w:p>
-        </w:tc>
-        <w:tc>
-          <w:tcPr/>
-          <w:p>
-            <w:pPr>
-              <w:pStyle w:val="Compact"/>
-            </w:pPr>
-            <w:r>
-              <w:t xml:space="preserve">Documentada</w:t>
+              <w:t xml:space="preserve">Calculation</w:t>
+            </w:r>
+          </w:p>
+        </w:tc>
+        <w:tc>
+          <w:tcPr/>
+          <w:p>
+            <w:pPr>
+              <w:pStyle w:val="Compact"/>
+            </w:pPr>
+            <w:r>
+              <w:t xml:space="preserve">Basic benefit formula</w:t>
+            </w:r>
+          </w:p>
+        </w:tc>
+        <w:tc>
+          <w:tcPr/>
+          <w:p>
+            <w:pPr>
+              <w:pStyle w:val="Compact"/>
+            </w:pPr>
+            <w:r>
+              <w:t xml:space="preserve">Documented</w:t>
             </w:r>
           </w:p>
         </w:tc>
@@ -2934,7 +3033,7 @@
                 <w:b/>
                 <w:bCs/>
               </w:rPr>
-              <w:t xml:space="preserve">Fórmula parcial — faltam variações</w:t>
+              <w:t xml:space="preserve">Partial formula - variations missing</w:t>
             </w:r>
           </w:p>
         </w:tc>
@@ -2958,40 +3057,40 @@
               <w:pStyle w:val="Compact"/>
             </w:pPr>
             <w:r>
-              <w:t xml:space="preserve">Cálculo</w:t>
-            </w:r>
-          </w:p>
-        </w:tc>
-        <w:tc>
-          <w:tcPr/>
-          <w:p>
-            <w:pPr>
-              <w:pStyle w:val="Compact"/>
-            </w:pPr>
-            <w:r>
-              <w:t xml:space="preserve">Arredondamento por truncamento</w:t>
-            </w:r>
-          </w:p>
-        </w:tc>
-        <w:tc>
-          <w:tcPr/>
-          <w:p>
-            <w:pPr>
-              <w:pStyle w:val="Compact"/>
-            </w:pPr>
-            <w:r>
-              <w:t xml:space="preserve">Documentada</w:t>
-            </w:r>
-          </w:p>
-        </w:tc>
-        <w:tc>
-          <w:tcPr/>
-          <w:p>
-            <w:pPr>
-              <w:pStyle w:val="Compact"/>
-            </w:pPr>
-            <w:r>
-              <w:t xml:space="preserve">—</w:t>
+              <w:t xml:space="preserve">Calculation</w:t>
+            </w:r>
+          </w:p>
+        </w:tc>
+        <w:tc>
+          <w:tcPr/>
+          <w:p>
+            <w:pPr>
+              <w:pStyle w:val="Compact"/>
+            </w:pPr>
+            <w:r>
+              <w:t xml:space="preserve">Rounding by truncation</w:t>
+            </w:r>
+          </w:p>
+        </w:tc>
+        <w:tc>
+          <w:tcPr/>
+          <w:p>
+            <w:pPr>
+              <w:pStyle w:val="Compact"/>
+            </w:pPr>
+            <w:r>
+              <w:t xml:space="preserve">Documented</w:t>
+            </w:r>
+          </w:p>
+        </w:tc>
+        <w:tc>
+          <w:tcPr/>
+          <w:p>
+            <w:pPr>
+              <w:pStyle w:val="Compact"/>
+            </w:pPr>
+            <w:r>
+              <w:t xml:space="preserve">-</w:t>
             </w:r>
           </w:p>
         </w:tc>
@@ -3015,18 +3114,18 @@
               <w:pStyle w:val="Compact"/>
             </w:pPr>
             <w:r>
-              <w:t xml:space="preserve">Elegibilidade</w:t>
-            </w:r>
-          </w:p>
-        </w:tc>
-        <w:tc>
-          <w:tcPr/>
-          <w:p>
-            <w:pPr>
-              <w:pStyle w:val="Compact"/>
-            </w:pPr>
-            <w:r>
-              <w:t xml:space="preserve">Regras detalhadas por programa</w:t>
+              <w:t xml:space="preserve">Eligibility</w:t>
+            </w:r>
+          </w:p>
+        </w:tc>
+        <w:tc>
+          <w:tcPr/>
+          <w:p>
+            <w:pPr>
+              <w:pStyle w:val="Compact"/>
+            </w:pPr>
+            <w:r>
+              <w:t xml:space="preserve">Detailed rules per program</w:t>
             </w:r>
           </w:p>
         </w:tc>
@@ -3041,18 +3140,18 @@
                 <w:b/>
                 <w:bCs/>
               </w:rPr>
-              <w:t xml:space="preserve">PENDENTE</w:t>
-            </w:r>
-          </w:p>
-        </w:tc>
-        <w:tc>
-          <w:tcPr/>
-          <w:p>
-            <w:pPr>
-              <w:pStyle w:val="Compact"/>
-            </w:pPr>
-            <w:r>
-              <w:t xml:space="preserve">Falta de agenda SENARC</w:t>
+              <w:t xml:space="preserve">PENDING</w:t>
+            </w:r>
+          </w:p>
+        </w:tc>
+        <w:tc>
+          <w:tcPr/>
+          <w:p>
+            <w:pPr>
+              <w:pStyle w:val="Compact"/>
+            </w:pPr>
+            <w:r>
+              <w:t xml:space="preserve">Lack of SENARC agenda</w:t>
             </w:r>
           </w:p>
         </w:tc>
@@ -3076,18 +3175,18 @@
               <w:pStyle w:val="Compact"/>
             </w:pPr>
             <w:r>
-              <w:t xml:space="preserve">Elegibilidade</w:t>
-            </w:r>
-          </w:p>
-        </w:tc>
-        <w:tc>
-          <w:tcPr/>
-          <w:p>
-            <w:pPr>
-              <w:pStyle w:val="Compact"/>
-            </w:pPr>
-            <w:r>
-              <w:t xml:space="preserve">Cruzamento com CadÚnico</w:t>
+              <w:t xml:space="preserve">Eligibility</w:t>
+            </w:r>
+          </w:p>
+        </w:tc>
+        <w:tc>
+          <w:tcPr/>
+          <w:p>
+            <w:pPr>
+              <w:pStyle w:val="Compact"/>
+            </w:pPr>
+            <w:r>
+              <w:t xml:space="preserve">Crossing with CadÚnico</w:t>
             </w:r>
           </w:p>
         </w:tc>
@@ -3102,18 +3201,18 @@
                 <w:b/>
                 <w:bCs/>
               </w:rPr>
-              <w:t xml:space="preserve">PENDENTE</w:t>
-            </w:r>
-          </w:p>
-        </w:tc>
-        <w:tc>
-          <w:tcPr/>
-          <w:p>
-            <w:pPr>
-              <w:pStyle w:val="Compact"/>
-            </w:pPr>
-            <w:r>
-              <w:t xml:space="preserve">Programa não localizado</w:t>
+              <w:t xml:space="preserve">PENDING</w:t>
+            </w:r>
+          </w:p>
+        </w:tc>
+        <w:tc>
+          <w:tcPr/>
+          <w:p>
+            <w:pPr>
+              <w:pStyle w:val="Compact"/>
+            </w:pPr>
+            <w:r>
+              <w:t xml:space="preserve">Program not found</w:t>
             </w:r>
           </w:p>
         </w:tc>
@@ -3137,40 +3236,40 @@
               <w:pStyle w:val="Compact"/>
             </w:pPr>
             <w:r>
-              <w:t xml:space="preserve">Cálculo</w:t>
-            </w:r>
-          </w:p>
-        </w:tc>
-        <w:tc>
-          <w:tcPr/>
-          <w:p>
-            <w:pPr>
-              <w:pStyle w:val="Compact"/>
-            </w:pPr>
-            <w:r>
-              <w:t xml:space="preserve">Faixas de valores parametrizadas</w:t>
-            </w:r>
-          </w:p>
-        </w:tc>
-        <w:tc>
-          <w:tcPr/>
-          <w:p>
-            <w:pPr>
-              <w:pStyle w:val="Compact"/>
-            </w:pPr>
-            <w:r>
-              <w:t xml:space="preserve">Documentada</w:t>
-            </w:r>
-          </w:p>
-        </w:tc>
-        <w:tc>
-          <w:tcPr/>
-          <w:p>
-            <w:pPr>
-              <w:pStyle w:val="Compact"/>
-            </w:pPr>
-            <w:r>
-              <w:t xml:space="preserve">—</w:t>
+              <w:t xml:space="preserve">Calculation</w:t>
+            </w:r>
+          </w:p>
+        </w:tc>
+        <w:tc>
+          <w:tcPr/>
+          <w:p>
+            <w:pPr>
+              <w:pStyle w:val="Compact"/>
+            </w:pPr>
+            <w:r>
+              <w:t xml:space="preserve">Parameterized value ranges</w:t>
+            </w:r>
+          </w:p>
+        </w:tc>
+        <w:tc>
+          <w:tcPr/>
+          <w:p>
+            <w:pPr>
+              <w:pStyle w:val="Compact"/>
+            </w:pPr>
+            <w:r>
+              <w:t xml:space="preserve">Documented</w:t>
+            </w:r>
+          </w:p>
+        </w:tc>
+        <w:tc>
+          <w:tcPr/>
+          <w:p>
+            <w:pPr>
+              <w:pStyle w:val="Compact"/>
+            </w:pPr>
+            <w:r>
+              <w:t xml:space="preserve">-</w:t>
             </w:r>
           </w:p>
         </w:tc>
@@ -3194,40 +3293,40 @@
               <w:pStyle w:val="Compact"/>
             </w:pPr>
             <w:r>
-              <w:t xml:space="preserve">Cálculo</w:t>
-            </w:r>
-          </w:p>
-        </w:tc>
-        <w:tc>
-          <w:tcPr/>
-          <w:p>
-            <w:pPr>
-              <w:pStyle w:val="Compact"/>
-            </w:pPr>
-            <w:r>
-              <w:t xml:space="preserve">Atribuição de faixa por renda</w:t>
-            </w:r>
-          </w:p>
-        </w:tc>
-        <w:tc>
-          <w:tcPr/>
-          <w:p>
-            <w:pPr>
-              <w:pStyle w:val="Compact"/>
-            </w:pPr>
-            <w:r>
-              <w:t xml:space="preserve">Documentada</w:t>
-            </w:r>
-          </w:p>
-        </w:tc>
-        <w:tc>
-          <w:tcPr/>
-          <w:p>
-            <w:pPr>
-              <w:pStyle w:val="Compact"/>
-            </w:pPr>
-            <w:r>
-              <w:t xml:space="preserve">—</w:t>
+              <w:t xml:space="preserve">Calculation</w:t>
+            </w:r>
+          </w:p>
+        </w:tc>
+        <w:tc>
+          <w:tcPr/>
+          <w:p>
+            <w:pPr>
+              <w:pStyle w:val="Compact"/>
+            </w:pPr>
+            <w:r>
+              <w:t xml:space="preserve">Band assignment by income</w:t>
+            </w:r>
+          </w:p>
+        </w:tc>
+        <w:tc>
+          <w:tcPr/>
+          <w:p>
+            <w:pPr>
+              <w:pStyle w:val="Compact"/>
+            </w:pPr>
+            <w:r>
+              <w:t xml:space="preserve">Documented</w:t>
+            </w:r>
+          </w:p>
+        </w:tc>
+        <w:tc>
+          <w:tcPr/>
+          <w:p>
+            <w:pPr>
+              <w:pStyle w:val="Compact"/>
+            </w:pPr>
+            <w:r>
+              <w:t xml:space="preserve">-</w:t>
             </w:r>
           </w:p>
         </w:tc>
@@ -3251,40 +3350,40 @@
               <w:pStyle w:val="Compact"/>
             </w:pPr>
             <w:r>
-              <w:t xml:space="preserve">Cálculo</w:t>
-            </w:r>
-          </w:p>
-        </w:tc>
-        <w:tc>
-          <w:tcPr/>
-          <w:p>
-            <w:pPr>
-              <w:pStyle w:val="Compact"/>
-            </w:pPr>
-            <w:r>
-              <w:t xml:space="preserve">Reajuste anual em janeiro</w:t>
-            </w:r>
-          </w:p>
-        </w:tc>
-        <w:tc>
-          <w:tcPr/>
-          <w:p>
-            <w:pPr>
-              <w:pStyle w:val="Compact"/>
-            </w:pPr>
-            <w:r>
-              <w:t xml:space="preserve">Documentada</w:t>
-            </w:r>
-          </w:p>
-        </w:tc>
-        <w:tc>
-          <w:tcPr/>
-          <w:p>
-            <w:pPr>
-              <w:pStyle w:val="Compact"/>
-            </w:pPr>
-            <w:r>
-              <w:t xml:space="preserve">—</w:t>
+              <w:t xml:space="preserve">Calculation</w:t>
+            </w:r>
+          </w:p>
+        </w:tc>
+        <w:tc>
+          <w:tcPr/>
+          <w:p>
+            <w:pPr>
+              <w:pStyle w:val="Compact"/>
+            </w:pPr>
+            <w:r>
+              <w:t xml:space="preserve">Annual adjustment in January</w:t>
+            </w:r>
+          </w:p>
+        </w:tc>
+        <w:tc>
+          <w:tcPr/>
+          <w:p>
+            <w:pPr>
+              <w:pStyle w:val="Compact"/>
+            </w:pPr>
+            <w:r>
+              <w:t xml:space="preserve">Documented</w:t>
+            </w:r>
+          </w:p>
+        </w:tc>
+        <w:tc>
+          <w:tcPr/>
+          <w:p>
+            <w:pPr>
+              <w:pStyle w:val="Compact"/>
+            </w:pPr>
+            <w:r>
+              <w:t xml:space="preserve">-</w:t>
             </w:r>
           </w:p>
         </w:tc>
@@ -3308,29 +3407,29 @@
               <w:pStyle w:val="Compact"/>
             </w:pPr>
             <w:r>
-              <w:t xml:space="preserve">Cálculo</w:t>
-            </w:r>
-          </w:p>
-        </w:tc>
-        <w:tc>
-          <w:tcPr/>
-          <w:p>
-            <w:pPr>
-              <w:pStyle w:val="Compact"/>
-            </w:pPr>
-            <w:r>
-              <w:t xml:space="preserve">Reajuste sobre valor base</w:t>
-            </w:r>
-          </w:p>
-        </w:tc>
-        <w:tc>
-          <w:tcPr/>
-          <w:p>
-            <w:pPr>
-              <w:pStyle w:val="Compact"/>
-            </w:pPr>
-            <w:r>
-              <w:t xml:space="preserve">Documentada</w:t>
+              <w:t xml:space="preserve">Calculation</w:t>
+            </w:r>
+          </w:p>
+        </w:tc>
+        <w:tc>
+          <w:tcPr/>
+          <w:p>
+            <w:pPr>
+              <w:pStyle w:val="Compact"/>
+            </w:pPr>
+            <w:r>
+              <w:t xml:space="preserve">Adjustment on base value</w:t>
+            </w:r>
+          </w:p>
+        </w:tc>
+        <w:tc>
+          <w:tcPr/>
+          <w:p>
+            <w:pPr>
+              <w:pStyle w:val="Compact"/>
+            </w:pPr>
+            <w:r>
+              <w:t xml:space="preserve">Documented</w:t>
             </w:r>
           </w:p>
         </w:tc>
@@ -3345,7 +3444,7 @@
                 <w:b/>
                 <w:bCs/>
               </w:rPr>
-              <w:t xml:space="preserve">Não validada com equipe técnica</w:t>
+              <w:t xml:space="preserve">Not validated with technical team</w:t>
             </w:r>
           </w:p>
         </w:tc>
@@ -3369,29 +3468,29 @@
               <w:pStyle w:val="Compact"/>
             </w:pPr>
             <w:r>
-              <w:t xml:space="preserve">Descontos</w:t>
-            </w:r>
-          </w:p>
-        </w:tc>
-        <w:tc>
-          <w:tcPr/>
-          <w:p>
-            <w:pPr>
-              <w:pStyle w:val="Compact"/>
-            </w:pPr>
-            <w:r>
-              <w:t xml:space="preserve">Limite de 30% do valor bruto</w:t>
-            </w:r>
-          </w:p>
-        </w:tc>
-        <w:tc>
-          <w:tcPr/>
-          <w:p>
-            <w:pPr>
-              <w:pStyle w:val="Compact"/>
-            </w:pPr>
-            <w:r>
-              <w:t xml:space="preserve">Documentada</w:t>
+              <w:t xml:space="preserve">Discounts</w:t>
+            </w:r>
+          </w:p>
+        </w:tc>
+        <w:tc>
+          <w:tcPr/>
+          <w:p>
+            <w:pPr>
+              <w:pStyle w:val="Compact"/>
+            </w:pPr>
+            <w:r>
+              <w:t xml:space="preserve">Limit of 30% of the gross value</w:t>
+            </w:r>
+          </w:p>
+        </w:tc>
+        <w:tc>
+          <w:tcPr/>
+          <w:p>
+            <w:pPr>
+              <w:pStyle w:val="Compact"/>
+            </w:pPr>
+            <w:r>
+              <w:t xml:space="preserve">Documented</w:t>
             </w:r>
           </w:p>
         </w:tc>
@@ -3406,7 +3505,7 @@
                 <w:b/>
                 <w:bCs/>
               </w:rPr>
-              <w:t xml:space="preserve">Exceção judicial não documentada</w:t>
+              <w:t xml:space="preserve">Undocumented judicial exception</w:t>
             </w:r>
           </w:p>
         </w:tc>
@@ -3430,40 +3529,40 @@
               <w:pStyle w:val="Compact"/>
             </w:pPr>
             <w:r>
-              <w:t xml:space="preserve">Descontos</w:t>
-            </w:r>
-          </w:p>
-        </w:tc>
-        <w:tc>
-          <w:tcPr/>
-          <w:p>
-            <w:pPr>
-              <w:pStyle w:val="Compact"/>
-            </w:pPr>
-            <w:r>
-              <w:t xml:space="preserve">Tipos de desconto</w:t>
-            </w:r>
-          </w:p>
-        </w:tc>
-        <w:tc>
-          <w:tcPr/>
-          <w:p>
-            <w:pPr>
-              <w:pStyle w:val="Compact"/>
-            </w:pPr>
-            <w:r>
-              <w:t xml:space="preserve">Documentada</w:t>
-            </w:r>
-          </w:p>
-        </w:tc>
-        <w:tc>
-          <w:tcPr/>
-          <w:p>
-            <w:pPr>
-              <w:pStyle w:val="Compact"/>
-            </w:pPr>
-            <w:r>
-              <w:t xml:space="preserve">Lista incompleta</w:t>
+              <w:t xml:space="preserve">Discounts</w:t>
+            </w:r>
+          </w:p>
+        </w:tc>
+        <w:tc>
+          <w:tcPr/>
+          <w:p>
+            <w:pPr>
+              <w:pStyle w:val="Compact"/>
+            </w:pPr>
+            <w:r>
+              <w:t xml:space="preserve">Types of discount</w:t>
+            </w:r>
+          </w:p>
+        </w:tc>
+        <w:tc>
+          <w:tcPr/>
+          <w:p>
+            <w:pPr>
+              <w:pStyle w:val="Compact"/>
+            </w:pPr>
+            <w:r>
+              <w:t xml:space="preserve">Documented</w:t>
+            </w:r>
+          </w:p>
+        </w:tc>
+        <w:tc>
+          <w:tcPr/>
+          <w:p>
+            <w:pPr>
+              <w:pStyle w:val="Compact"/>
+            </w:pPr>
+            <w:r>
+              <w:t xml:space="preserve">Incomplete list</w:t>
             </w:r>
           </w:p>
         </w:tc>
@@ -3487,40 +3586,40 @@
               <w:pStyle w:val="Compact"/>
             </w:pPr>
             <w:r>
-              <w:t xml:space="preserve">Descontos</w:t>
-            </w:r>
-          </w:p>
-        </w:tc>
-        <w:tc>
-          <w:tcPr/>
-          <w:p>
-            <w:pPr>
-              <w:pStyle w:val="Compact"/>
-            </w:pPr>
-            <w:r>
-              <w:t xml:space="preserve">Ordem de prioridade de descontos</w:t>
-            </w:r>
-          </w:p>
-        </w:tc>
-        <w:tc>
-          <w:tcPr/>
-          <w:p>
-            <w:pPr>
-              <w:pStyle w:val="Compact"/>
-            </w:pPr>
-            <w:r>
-              <w:t xml:space="preserve">Documentada</w:t>
-            </w:r>
-          </w:p>
-        </w:tc>
-        <w:tc>
-          <w:tcPr/>
-          <w:p>
-            <w:pPr>
-              <w:pStyle w:val="Compact"/>
-            </w:pPr>
-            <w:r>
-              <w:t xml:space="preserve">—</w:t>
+              <w:t xml:space="preserve">Discounts</w:t>
+            </w:r>
+          </w:p>
+        </w:tc>
+        <w:tc>
+          <w:tcPr/>
+          <w:p>
+            <w:pPr>
+              <w:pStyle w:val="Compact"/>
+            </w:pPr>
+            <w:r>
+              <w:t xml:space="preserve">Discount priority order</w:t>
+            </w:r>
+          </w:p>
+        </w:tc>
+        <w:tc>
+          <w:tcPr/>
+          <w:p>
+            <w:pPr>
+              <w:pStyle w:val="Compact"/>
+            </w:pPr>
+            <w:r>
+              <w:t xml:space="preserve">Documented</w:t>
+            </w:r>
+          </w:p>
+        </w:tc>
+        <w:tc>
+          <w:tcPr/>
+          <w:p>
+            <w:pPr>
+              <w:pStyle w:val="Compact"/>
+            </w:pPr>
+            <w:r>
+              <w:t xml:space="preserve">-</w:t>
             </w:r>
           </w:p>
         </w:tc>
@@ -3533,14 +3632,14 @@
         </w:pict>
       </w:r>
     </w:p>
-    <w:bookmarkEnd w:id="25"/>
-    <w:bookmarkStart w:id="27" w:name="considerações-finais"/>
+    <w:bookmarkEnd w:id="39"/>
+    <w:bookmarkStart w:id="41" w:name="Xc738308dd89a3dc35aff7c69e690f396c24f466"/>
     <w:p>
       <w:pPr>
         <w:pStyle w:val="Heading2"/>
       </w:pPr>
       <w:r>
-        <w:t xml:space="preserve">8. Considerações Finais</w:t>
+        <w:t xml:space="preserve">8. Final Considerations</w:t>
       </w:r>
     </w:p>
     <w:p>
@@ -3548,7 +3647,7 @@
         <w:pStyle w:val="FirstParagraph"/>
       </w:pPr>
       <w:r>
-        <w:t xml:space="preserve">Este levantamento foi interrompido prematuramente e representa, na melhor das estimativas,</w:t>
+        <w:t xml:space="preserve">This survey was stopped prematurely and represents, at best,</w:t>
       </w:r>
       <w:r>
         <w:t xml:space="preserve"> </w:t>
@@ -3558,10 +3657,10 @@
           <w:b/>
           <w:bCs/>
         </w:rPr>
-        <w:t xml:space="preserve">cerca de 25% das regras de negócio do SIFAP</w:t>
-      </w:r>
-      <w:r>
-        <w:t xml:space="preserve">. As regras mais críticas e complexas — cálculo do 13o benefício, fator K, exceções judiciais, bypass de elegibilidade — permanecem</w:t>
+        <w:t xml:space="preserve">about 25% of the SIFAP business rules</w:t>
+      </w:r>
+      <w:r>
+        <w:t xml:space="preserve">. The most critical and complex rules - calculation of the 13th benefit, K factor, judicial exceptions, eligibility bypass - remain</w:t>
       </w:r>
       <w:r>
         <w:t xml:space="preserve"> </w:t>
@@ -3571,13 +3670,13 @@
           <w:b/>
           <w:bCs/>
         </w:rPr>
-        <w:t xml:space="preserve">não documentadas</w:t>
-      </w:r>
-      <w:r>
-        <w:t xml:space="preserve"> </w:t>
-      </w:r>
-      <w:r>
-        <w:t xml:space="preserve">e existem apenas no código-fonte Natural.</w:t>
+        <w:t xml:space="preserve">undocumented</w:t>
+      </w:r>
+      <w:r>
+        <w:t xml:space="preserve"> </w:t>
+      </w:r>
+      <w:r>
+        <w:t xml:space="preserve">and exist only in the Natural source code.</w:t>
       </w:r>
     </w:p>
     <w:p>
@@ -3585,7 +3684,7 @@
         <w:pStyle w:val="BodyText"/>
       </w:pPr>
       <w:r>
-        <w:t xml:space="preserve">A continuidade deste trabalho depende de:</w:t>
+        <w:t xml:space="preserve">The continuity of this work depends on:</w:t>
       </w:r>
     </w:p>
     <w:p>
@@ -3593,11 +3692,11 @@
         <w:pStyle w:val="Compact"/>
         <w:numPr>
           <w:ilvl w:val="0"/>
-          <w:numId w:val="1005"/>
+          <w:numId w:val="1007"/>
         </w:numPr>
       </w:pPr>
       <w:r>
-        <w:t xml:space="preserve">Disponibilidade de Marcos Antônio Ferreira (último analista com conhecimento integral do sistema) para sessões de transferência de conhecimento;</w:t>
+        <w:t xml:space="preserve">Availability of Marcos Antônio Ferreira (last analyst with full knowledge of the system) for knowledge transfer sessions;</w:t>
       </w:r>
     </w:p>
     <w:p>
@@ -3605,11 +3704,11 @@
         <w:pStyle w:val="Compact"/>
         <w:numPr>
           <w:ilvl w:val="0"/>
-          <w:numId w:val="1005"/>
+          <w:numId w:val="1007"/>
         </w:numPr>
       </w:pPr>
       <w:r>
-        <w:t xml:space="preserve">Acesso ao código-fonte dos programas CALCBENF, CALCDSCT e VALELEG em ambiente de homologação;</w:t>
+        <w:t xml:space="preserve">Access to the source code of the CALCBENF, CALCDSCT and VALELEG programs in an approval environment;</w:t>
       </w:r>
     </w:p>
     <w:p>
@@ -3617,11 +3716,11 @@
         <w:pStyle w:val="Compact"/>
         <w:numPr>
           <w:ilvl w:val="0"/>
-          <w:numId w:val="1005"/>
+          <w:numId w:val="1007"/>
         </w:numPr>
       </w:pPr>
       <w:r>
-        <w:t xml:space="preserve">Apoio da CGPB para validação das regras junto aos gestores dos programas sociais;</w:t>
+        <w:t xml:space="preserve">Support from CGPB to validate the rules with social program managers;</w:t>
       </w:r>
     </w:p>
     <w:p>
@@ -3629,11 +3728,11 @@
         <w:pStyle w:val="Compact"/>
         <w:numPr>
           <w:ilvl w:val="0"/>
-          <w:numId w:val="1005"/>
+          <w:numId w:val="1007"/>
         </w:numPr>
       </w:pPr>
       <w:r>
-        <w:t xml:space="preserve">Priorização formal pela CGTI/MDAS, dado que este levantamento não consta no plano de trabalho vigente.</w:t>
+        <w:t xml:space="preserve">Formal prioritization by CGTI/MDAS, as this survey is not included in the current work plan.</w:t>
       </w:r>
     </w:p>
     <w:p>
@@ -3645,25 +3744,13 @@
           <w:b/>
           <w:bCs/>
         </w:rPr>
-        <w:t xml:space="preserve">Recomendação:</w:t>
-      </w:r>
-      <w:r>
-        <w:t xml:space="preserve"> </w:t>
-      </w:r>
-      <w:r>
-        <w:t xml:space="preserve">Caso este levantamento não seja retomado em curto prazo, sugere-se que ao menos as regras marcadas como</w:t>
-      </w:r>
-      <w:r>
-        <w:t xml:space="preserve"> </w:t>
-      </w:r>
-      <w:r>
-        <w:t xml:space="preserve">“Alta prioridade”</w:t>
-      </w:r>
-      <w:r>
-        <w:t xml:space="preserve"> </w:t>
-      </w:r>
-      <w:r>
-        <w:t xml:space="preserve">na seção 6 sejam investigadas diretamente no código-fonte, antes que o Sr. Marcos Antônio Ferreira seja transferido ou se aposente.</w:t>
+        <w:t xml:space="preserve">Recommendation:</w:t>
+      </w:r>
+      <w:r>
+        <w:t xml:space="preserve"> </w:t>
+      </w:r>
+      <w:r>
+        <w:t xml:space="preserve">If this survey is not resumed in the short term, it is suggested that at least the rules marked as "High priority" in section 6 be investigated directly in the source code, before Mr. Marcos Antônio Ferreira is transferred or retires.</w:t>
       </w:r>
     </w:p>
     <w:p>
@@ -3682,13 +3769,13 @@
           <w:b/>
           <w:bCs/>
         </w:rPr>
-        <w:t xml:space="preserve">Elaboração:</w:t>
-      </w:r>
-      <w:r>
-        <w:t xml:space="preserve"> </w:t>
-      </w:r>
-      <w:r>
-        <w:t xml:space="preserve">Ana Cristina Barros — Analista de Negócios — SENARC/CGPB</w:t>
+        <w:t xml:space="preserve">Elaboration:</w:t>
+      </w:r>
+      <w:r>
+        <w:t xml:space="preserve"> </w:t>
+      </w:r>
+      <w:r>
+        <w:t xml:space="preserve">Ana Cristina Barros - Business Analyst - SENARC/CGPB</w:t>
       </w:r>
     </w:p>
     <w:p>
@@ -3700,13 +3787,13 @@
           <w:b/>
           <w:bCs/>
         </w:rPr>
-        <w:t xml:space="preserve">Colaboração técnica:</w:t>
-      </w:r>
-      <w:r>
-        <w:t xml:space="preserve"> </w:t>
-      </w:r>
-      <w:r>
-        <w:t xml:space="preserve">Marcos Antônio Ferreira — Programador Natural Sênior — SUPDE/DESIF</w:t>
+        <w:t xml:space="preserve">Technical collaboration:</w:t>
+      </w:r>
+      <w:r>
+        <w:t xml:space="preserve"> </w:t>
+      </w:r>
+      <w:r>
+        <w:t xml:space="preserve">Marcos Antônio Ferreira - Senior Natural Programmer - SUPDE/DESIF</w:t>
       </w:r>
     </w:p>
     <w:p>
@@ -3718,13 +3805,13 @@
           <w:b/>
           <w:bCs/>
         </w:rPr>
-        <w:t xml:space="preserve">Validação:</w:t>
-      </w:r>
-      <w:r>
-        <w:t xml:space="preserve"> </w:t>
-      </w:r>
-      <w:r>
-        <w:t xml:space="preserve">Pendente</w:t>
+        <w:t xml:space="preserve">Validation:</w:t>
+      </w:r>
+      <w:r>
+        <w:t xml:space="preserve"> </w:t>
+      </w:r>
+      <w:r>
+        <w:t xml:space="preserve">Pending</w:t>
       </w:r>
     </w:p>
     <w:p>
@@ -3736,13 +3823,13 @@
           <w:b/>
           <w:bCs/>
         </w:rPr>
-        <w:t xml:space="preserve">Aprovação:</w:t>
-      </w:r>
-      <w:r>
-        <w:t xml:space="preserve"> </w:t>
-      </w:r>
-      <w:r>
-        <w:t xml:space="preserve">Pendente</w:t>
+        <w:t xml:space="preserve">Approval:</w:t>
+      </w:r>
+      <w:r>
+        <w:t xml:space="preserve"> </w:t>
+      </w:r>
+      <w:r>
+        <w:t xml:space="preserve">Pending</w:t>
       </w:r>
     </w:p>
     <w:p>
@@ -3761,7 +3848,7 @@
           <w:b/>
           <w:bCs/>
         </w:rPr>
-        <w:t xml:space="preserve">Documento interno SERPRO/SENARC — Classificação: RESTRITO — Reprodução proibida</w:t>
+        <w:t xml:space="preserve">Document internal to the organization/SENARC - Classification: RESTRICTED - Reproduction prohibited</w:t>
       </w:r>
     </w:p>
     <w:p>
@@ -3775,18 +3862,24 @@
       <w:pPr>
         <w:pStyle w:val="FirstParagraph"/>
       </w:pPr>
-      <w:hyperlink r:id="rId26">
+      <w:hyperlink r:id="rId40">
         <w:r>
           <w:rPr>
             <w:rStyle w:val="Hyperlink"/>
           </w:rPr>
-          <w:t xml:space="preserve">Voltar ao cenário legado</w:t>
+          <w:t xml:space="preserve">Back to legacy scenario</w:t>
         </w:r>
       </w:hyperlink>
     </w:p>
-    <w:bookmarkEnd w:id="27"/>
-    <w:bookmarkEnd w:id="28"/>
+    <w:bookmarkEnd w:id="41"/>
+    <w:bookmarkEnd w:id="42"/>
     <w:sectPr>
+      <w:headerReference r:id="rId9" w:type="default"/>
+      <w:headerReference r:id="rId10" w:type="first"/>
+      <w:headerReference r:id="rId11" w:type="even"/>
+      <w:footerReference r:id="rId12" w:type="default"/>
+      <w:footerReference r:id="rId13" w:type="first"/>
+      <w:footerReference r:id="rId14" w:type="even"/>
       <w:footnotePr>
         <w:numRestart w:val="eachSect"/>
       </w:footnotePr>
@@ -3799,6 +3892,36 @@
 <w:comments xmlns:w="http://schemas.openxmlformats.org/wordprocessingml/2006/main" xmlns:m="http://schemas.openxmlformats.org/officeDocument/2006/math" xmlns:r="http://schemas.openxmlformats.org/officeDocument/2006/relationships" xmlns:o="urn:schemas-microsoft-com:office:office" xmlns:v="urn:schemas-microsoft-com:vml" xmlns:w10="urn:schemas-microsoft-com:office:word" xmlns:a="http://schemas.openxmlformats.org/drawingml/2006/main" xmlns:pic="http://schemas.openxmlformats.org/drawingml/2006/picture" xmlns:wp="http://schemas.openxmlformats.org/drawingml/2006/wordprocessingDrawing"/>
 </file>
 
+<file path=word/footer1.xml><?xml version="1.0" encoding="utf-8"?>
+<w:ftr xmlns:m="http://schemas.openxmlformats.org/officeDocument/2006/math" xmlns:mc="http://schemas.openxmlformats.org/markup-compatibility/2006" xmlns:mo="http://schemas.microsoft.com/office/mac/office/2008/main" xmlns:mv="urn:schemas-microsoft-com:mac:vml" xmlns:o="urn:schemas-microsoft-com:office:office" xmlns:r="http://schemas.openxmlformats.org/officeDocument/2006/relationships" xmlns:v="urn:schemas-microsoft-com:vml" xmlns:w10="urn:schemas-microsoft-com:office:word" xmlns:w14="http://schemas.microsoft.com/office/word/2010/wordml" xmlns:w="http://schemas.openxmlformats.org/wordprocessingml/2006/main" xmlns:wne="http://schemas.microsoft.com/office/word/2006/wordml" xmlns:wp14="http://schemas.microsoft.com/office/word/2010/wordprocessingDrawing" xmlns:wp="http://schemas.openxmlformats.org/drawingml/2006/wordprocessingDrawing" xmlns:wpc="http://schemas.microsoft.com/office/word/2010/wordprocessingCanvas" xmlns:wpg="http://schemas.microsoft.com/office/word/2010/wordprocessingGroup" xmlns:wpi="http://schemas.microsoft.com/office/word/2010/wordprocessingInk" xmlns:wps="http://schemas.microsoft.com/office/word/2010/wordprocessingShape" mc:Ignorable="w14 wp14">
+  <w:p>
+    <w:pPr>
+      <w:pStyle w:val="Footer"/>
+    </w:pPr>
+  </w:p>
+</w:ftr>
+</file>
+
+<file path=word/footer2.xml><?xml version="1.0" encoding="utf-8"?>
+<w:ftr xmlns:m="http://schemas.openxmlformats.org/officeDocument/2006/math" xmlns:mc="http://schemas.openxmlformats.org/markup-compatibility/2006" xmlns:mo="http://schemas.microsoft.com/office/mac/office/2008/main" xmlns:mv="urn:schemas-microsoft-com:mac:vml" xmlns:o="urn:schemas-microsoft-com:office:office" xmlns:r="http://schemas.openxmlformats.org/officeDocument/2006/relationships" xmlns:v="urn:schemas-microsoft-com:vml" xmlns:w10="urn:schemas-microsoft-com:office:word" xmlns:w14="http://schemas.microsoft.com/office/word/2010/wordml" xmlns:w="http://schemas.openxmlformats.org/wordprocessingml/2006/main" xmlns:wne="http://schemas.microsoft.com/office/word/2006/wordml" xmlns:wp14="http://schemas.microsoft.com/office/word/2010/wordprocessingDrawing" xmlns:wp="http://schemas.openxmlformats.org/drawingml/2006/wordprocessingDrawing" xmlns:wpc="http://schemas.microsoft.com/office/word/2010/wordprocessingCanvas" xmlns:wpg="http://schemas.microsoft.com/office/word/2010/wordprocessingGroup" xmlns:wpi="http://schemas.microsoft.com/office/word/2010/wordprocessingInk" xmlns:wps="http://schemas.microsoft.com/office/word/2010/wordprocessingShape" mc:Ignorable="w14 wp14">
+  <w:p>
+    <w:pPr>
+      <w:pStyle w:val="Footer"/>
+    </w:pPr>
+  </w:p>
+</w:ftr>
+</file>
+
+<file path=word/footer3.xml><?xml version="1.0" encoding="utf-8"?>
+<w:ftr xmlns:m="http://schemas.openxmlformats.org/officeDocument/2006/math" xmlns:mc="http://schemas.openxmlformats.org/markup-compatibility/2006" xmlns:mo="http://schemas.microsoft.com/office/mac/office/2008/main" xmlns:mv="urn:schemas-microsoft-com:mac:vml" xmlns:o="urn:schemas-microsoft-com:office:office" xmlns:r="http://schemas.openxmlformats.org/officeDocument/2006/relationships" xmlns:v="urn:schemas-microsoft-com:vml" xmlns:w10="urn:schemas-microsoft-com:office:word" xmlns:w14="http://schemas.microsoft.com/office/word/2010/wordml" xmlns:w="http://schemas.openxmlformats.org/wordprocessingml/2006/main" xmlns:wne="http://schemas.microsoft.com/office/word/2006/wordml" xmlns:wp14="http://schemas.microsoft.com/office/word/2010/wordprocessingDrawing" xmlns:wp="http://schemas.openxmlformats.org/drawingml/2006/wordprocessingDrawing" xmlns:wpc="http://schemas.microsoft.com/office/word/2010/wordprocessingCanvas" xmlns:wpg="http://schemas.microsoft.com/office/word/2010/wordprocessingGroup" xmlns:wpi="http://schemas.microsoft.com/office/word/2010/wordprocessingInk" xmlns:wps="http://schemas.microsoft.com/office/word/2010/wordprocessingShape" mc:Ignorable="w14 wp14">
+  <w:p>
+    <w:pPr>
+      <w:pStyle w:val="Footer"/>
+    </w:pPr>
+  </w:p>
+</w:ftr>
+</file>
+
 <file path=word/footnotes.xml><?xml version="1.0" encoding="utf-8"?>
 <w:footnotes xmlns:w="http://schemas.openxmlformats.org/wordprocessingml/2006/main" xmlns:m="http://schemas.openxmlformats.org/officeDocument/2006/math" xmlns:r="http://schemas.openxmlformats.org/officeDocument/2006/relationships" xmlns:o="urn:schemas-microsoft-com:office:office" xmlns:v="urn:schemas-microsoft-com:vml" xmlns:w10="urn:schemas-microsoft-com:office:word" xmlns:a="http://schemas.openxmlformats.org/drawingml/2006/main" xmlns:pic="http://schemas.openxmlformats.org/drawingml/2006/picture" xmlns:wp="http://schemas.openxmlformats.org/drawingml/2006/wordprocessingDrawing">
   <w:footnote w:type="continuationSeparator" w:id="0">
@@ -3816,6 +3939,36 @@
     </w:p>
   </w:footnote>
 </w:footnotes>
+</file>
+
+<file path=word/header1.xml><?xml version="1.0" encoding="utf-8"?>
+<w:hdr xmlns:m="http://schemas.openxmlformats.org/officeDocument/2006/math" xmlns:mc="http://schemas.openxmlformats.org/markup-compatibility/2006" xmlns:mo="http://schemas.microsoft.com/office/mac/office/2008/main" xmlns:mv="urn:schemas-microsoft-com:mac:vml" xmlns:o="urn:schemas-microsoft-com:office:office" xmlns:r="http://schemas.openxmlformats.org/officeDocument/2006/relationships" xmlns:v="urn:schemas-microsoft-com:vml" xmlns:w10="urn:schemas-microsoft-com:office:word" xmlns:w14="http://schemas.microsoft.com/office/word/2010/wordml" xmlns:w="http://schemas.openxmlformats.org/wordprocessingml/2006/main" xmlns:wne="http://schemas.microsoft.com/office/word/2006/wordml" xmlns:wp14="http://schemas.microsoft.com/office/word/2010/wordprocessingDrawing" xmlns:wp="http://schemas.openxmlformats.org/drawingml/2006/wordprocessingDrawing" xmlns:wpc="http://schemas.microsoft.com/office/word/2010/wordprocessingCanvas" xmlns:wpg="http://schemas.microsoft.com/office/word/2010/wordprocessingGroup" xmlns:wpi="http://schemas.microsoft.com/office/word/2010/wordprocessingInk" xmlns:wps="http://schemas.microsoft.com/office/word/2010/wordprocessingShape" mc:Ignorable="w14 wp14">
+  <w:p>
+    <w:pPr>
+      <w:pStyle w:val="Header"/>
+    </w:pPr>
+  </w:p>
+</w:hdr>
+</file>
+
+<file path=word/header2.xml><?xml version="1.0" encoding="utf-8"?>
+<w:hdr xmlns:m="http://schemas.openxmlformats.org/officeDocument/2006/math" xmlns:mc="http://schemas.openxmlformats.org/markup-compatibility/2006" xmlns:mo="http://schemas.microsoft.com/office/mac/office/2008/main" xmlns:mv="urn:schemas-microsoft-com:mac:vml" xmlns:o="urn:schemas-microsoft-com:office:office" xmlns:r="http://schemas.openxmlformats.org/officeDocument/2006/relationships" xmlns:v="urn:schemas-microsoft-com:vml" xmlns:w10="urn:schemas-microsoft-com:office:word" xmlns:w14="http://schemas.microsoft.com/office/word/2010/wordml" xmlns:w="http://schemas.openxmlformats.org/wordprocessingml/2006/main" xmlns:wne="http://schemas.microsoft.com/office/word/2006/wordml" xmlns:wp14="http://schemas.microsoft.com/office/word/2010/wordprocessingDrawing" xmlns:wp="http://schemas.openxmlformats.org/drawingml/2006/wordprocessingDrawing" xmlns:wpc="http://schemas.microsoft.com/office/word/2010/wordprocessingCanvas" xmlns:wpg="http://schemas.microsoft.com/office/word/2010/wordprocessingGroup" xmlns:wpi="http://schemas.microsoft.com/office/word/2010/wordprocessingInk" xmlns:wps="http://schemas.microsoft.com/office/word/2010/wordprocessingShape" mc:Ignorable="w14 wp14">
+  <w:p>
+    <w:pPr>
+      <w:pStyle w:val="Header"/>
+    </w:pPr>
+  </w:p>
+</w:hdr>
+</file>
+
+<file path=word/header3.xml><?xml version="1.0" encoding="utf-8"?>
+<w:hdr xmlns:m="http://schemas.openxmlformats.org/officeDocument/2006/math" xmlns:mc="http://schemas.openxmlformats.org/markup-compatibility/2006" xmlns:mo="http://schemas.microsoft.com/office/mac/office/2008/main" xmlns:mv="urn:schemas-microsoft-com:mac:vml" xmlns:o="urn:schemas-microsoft-com:office:office" xmlns:r="http://schemas.openxmlformats.org/officeDocument/2006/relationships" xmlns:v="urn:schemas-microsoft-com:vml" xmlns:w10="urn:schemas-microsoft-com:office:word" xmlns:w14="http://schemas.microsoft.com/office/word/2010/wordml" xmlns:w="http://schemas.openxmlformats.org/wordprocessingml/2006/main" xmlns:wne="http://schemas.microsoft.com/office/word/2006/wordml" xmlns:wp14="http://schemas.microsoft.com/office/word/2010/wordprocessingDrawing" xmlns:wp="http://schemas.openxmlformats.org/drawingml/2006/wordprocessingDrawing" xmlns:wpc="http://schemas.microsoft.com/office/word/2010/wordprocessingCanvas" xmlns:wpg="http://schemas.microsoft.com/office/word/2010/wordprocessingGroup" xmlns:wpi="http://schemas.microsoft.com/office/word/2010/wordprocessingInk" xmlns:wps="http://schemas.microsoft.com/office/word/2010/wordprocessingShape" mc:Ignorable="w14 wp14">
+  <w:p>
+    <w:pPr>
+      <w:pStyle w:val="Header"/>
+    </w:pPr>
+  </w:p>
+</w:hdr>
 </file>
 
 <file path=word/numbering.xml><?xml version="1.0" encoding="utf-8"?>
@@ -4100,6 +4253,12 @@
     <w:abstractNumId w:val="991"/>
   </w:num>
   <w:num w:numId="1005">
+    <w:abstractNumId w:val="991"/>
+  </w:num>
+  <w:num w:numId="1006">
+    <w:abstractNumId w:val="991"/>
+  </w:num>
+  <w:num w:numId="1007">
     <w:abstractNumId w:val="99411"/>
     <w:lvlOverride w:ilvl="0">
       <w:startOverride w:val="1"/>
@@ -4788,7 +4947,7 @@
       <w:color w:themeColor="accent1" w:themeShade="BF" w:val="365F91"/>
     </w:rPr>
   </w:style>
-  <w:style w:type="paragraph" w:customStyle="1" w:styleId="SourceCode">
+  <w:style w:customStyle="1" w:styleId="SourceCode" w:type="paragraph">
     <w:name w:val="Source Code"/>
     <w:basedOn w:val="Normal"/>
     <w:link w:val="VerbatimChar"/>
@@ -4796,7 +4955,7 @@
       <w:wordWrap w:val="off"/>
     </w:pPr>
   </w:style>
-  <w:style w:type="character" w:customStyle="1" w:styleId="KeywordTok">
+  <w:style w:customStyle="1" w:styleId="KeywordTok" w:type="character">
     <w:name w:val="KeywordTok"/>
     <w:basedOn w:val="VerbatimChar"/>
     <w:rPr>
@@ -4804,77 +4963,77 @@
       <w:color w:val="007020"/>
     </w:rPr>
   </w:style>
-  <w:style w:type="character" w:customStyle="1" w:styleId="DataTypeTok">
+  <w:style w:customStyle="1" w:styleId="DataTypeTok" w:type="character">
     <w:name w:val="DataTypeTok"/>
     <w:basedOn w:val="VerbatimChar"/>
     <w:rPr>
       <w:color w:val="902000"/>
     </w:rPr>
   </w:style>
-  <w:style w:type="character" w:customStyle="1" w:styleId="DecValTok">
+  <w:style w:customStyle="1" w:styleId="DecValTok" w:type="character">
     <w:name w:val="DecValTok"/>
     <w:basedOn w:val="VerbatimChar"/>
     <w:rPr>
       <w:color w:val="40a070"/>
     </w:rPr>
   </w:style>
-  <w:style w:type="character" w:customStyle="1" w:styleId="BaseNTok">
+  <w:style w:customStyle="1" w:styleId="BaseNTok" w:type="character">
     <w:name w:val="BaseNTok"/>
     <w:basedOn w:val="VerbatimChar"/>
     <w:rPr>
       <w:color w:val="40a070"/>
     </w:rPr>
   </w:style>
-  <w:style w:type="character" w:customStyle="1" w:styleId="FloatTok">
+  <w:style w:customStyle="1" w:styleId="FloatTok" w:type="character">
     <w:name w:val="FloatTok"/>
     <w:basedOn w:val="VerbatimChar"/>
     <w:rPr>
       <w:color w:val="40a070"/>
     </w:rPr>
   </w:style>
-  <w:style w:type="character" w:customStyle="1" w:styleId="ConstantTok">
+  <w:style w:customStyle="1" w:styleId="ConstantTok" w:type="character">
     <w:name w:val="ConstantTok"/>
     <w:basedOn w:val="VerbatimChar"/>
     <w:rPr>
       <w:color w:val="880000"/>
     </w:rPr>
   </w:style>
-  <w:style w:type="character" w:customStyle="1" w:styleId="CharTok">
+  <w:style w:customStyle="1" w:styleId="CharTok" w:type="character">
     <w:name w:val="CharTok"/>
     <w:basedOn w:val="VerbatimChar"/>
     <w:rPr>
       <w:color w:val="4070a0"/>
     </w:rPr>
   </w:style>
-  <w:style w:type="character" w:customStyle="1" w:styleId="SpecialCharTok">
+  <w:style w:customStyle="1" w:styleId="SpecialCharTok" w:type="character">
     <w:name w:val="SpecialCharTok"/>
     <w:basedOn w:val="VerbatimChar"/>
     <w:rPr>
       <w:color w:val="4070a0"/>
     </w:rPr>
   </w:style>
-  <w:style w:type="character" w:customStyle="1" w:styleId="StringTok">
+  <w:style w:customStyle="1" w:styleId="StringTok" w:type="character">
     <w:name w:val="StringTok"/>
     <w:basedOn w:val="VerbatimChar"/>
     <w:rPr>
       <w:color w:val="4070a0"/>
     </w:rPr>
   </w:style>
-  <w:style w:type="character" w:customStyle="1" w:styleId="VerbatimStringTok">
+  <w:style w:customStyle="1" w:styleId="VerbatimStringTok" w:type="character">
     <w:name w:val="VerbatimStringTok"/>
     <w:basedOn w:val="VerbatimChar"/>
     <w:rPr>
       <w:color w:val="4070a0"/>
     </w:rPr>
   </w:style>
-  <w:style w:type="character" w:customStyle="1" w:styleId="SpecialStringTok">
+  <w:style w:customStyle="1" w:styleId="SpecialStringTok" w:type="character">
     <w:name w:val="SpecialStringTok"/>
     <w:basedOn w:val="VerbatimChar"/>
     <w:rPr>
       <w:color w:val="bb6688"/>
     </w:rPr>
   </w:style>
-  <w:style w:type="character" w:customStyle="1" w:styleId="ImportTok">
+  <w:style w:customStyle="1" w:styleId="ImportTok" w:type="character">
     <w:name w:val="ImportTok"/>
     <w:basedOn w:val="VerbatimChar"/>
     <w:rPr>
@@ -4882,7 +5041,7 @@
       <w:color w:val="008000"/>
     </w:rPr>
   </w:style>
-  <w:style w:type="character" w:customStyle="1" w:styleId="CommentTok">
+  <w:style w:customStyle="1" w:styleId="CommentTok" w:type="character">
     <w:name w:val="CommentTok"/>
     <w:basedOn w:val="VerbatimChar"/>
     <w:rPr>
@@ -4890,7 +5049,7 @@
       <w:color w:val="60a0b0"/>
     </w:rPr>
   </w:style>
-  <w:style w:type="character" w:customStyle="1" w:styleId="DocumentationTok">
+  <w:style w:customStyle="1" w:styleId="DocumentationTok" w:type="character">
     <w:name w:val="DocumentationTok"/>
     <w:basedOn w:val="VerbatimChar"/>
     <w:rPr>
@@ -4898,7 +5057,7 @@
       <w:color w:val="ba2121"/>
     </w:rPr>
   </w:style>
-  <w:style w:type="character" w:customStyle="1" w:styleId="AnnotationTok">
+  <w:style w:customStyle="1" w:styleId="AnnotationTok" w:type="character">
     <w:name w:val="AnnotationTok"/>
     <w:basedOn w:val="VerbatimChar"/>
     <w:rPr>
@@ -4907,7 +5066,7 @@
       <w:color w:val="60a0b0"/>
     </w:rPr>
   </w:style>
-  <w:style w:type="character" w:customStyle="1" w:styleId="CommentVarTok">
+  <w:style w:customStyle="1" w:styleId="CommentVarTok" w:type="character">
     <w:name w:val="CommentVarTok"/>
     <w:basedOn w:val="VerbatimChar"/>
     <w:rPr>
@@ -4916,28 +5075,28 @@
       <w:color w:val="60a0b0"/>
     </w:rPr>
   </w:style>
-  <w:style w:type="character" w:customStyle="1" w:styleId="OtherTok">
+  <w:style w:customStyle="1" w:styleId="OtherTok" w:type="character">
     <w:name w:val="OtherTok"/>
     <w:basedOn w:val="VerbatimChar"/>
     <w:rPr>
       <w:color w:val="007020"/>
     </w:rPr>
   </w:style>
-  <w:style w:type="character" w:customStyle="1" w:styleId="FunctionTok">
+  <w:style w:customStyle="1" w:styleId="FunctionTok" w:type="character">
     <w:name w:val="FunctionTok"/>
     <w:basedOn w:val="VerbatimChar"/>
     <w:rPr>
       <w:color w:val="06287e"/>
     </w:rPr>
   </w:style>
-  <w:style w:type="character" w:customStyle="1" w:styleId="VariableTok">
+  <w:style w:customStyle="1" w:styleId="VariableTok" w:type="character">
     <w:name w:val="VariableTok"/>
     <w:basedOn w:val="VerbatimChar"/>
     <w:rPr>
       <w:color w:val="19177c"/>
     </w:rPr>
   </w:style>
-  <w:style w:type="character" w:customStyle="1" w:styleId="ControlFlowTok">
+  <w:style w:customStyle="1" w:styleId="ControlFlowTok" w:type="character">
     <w:name w:val="ControlFlowTok"/>
     <w:basedOn w:val="VerbatimChar"/>
     <w:rPr>
@@ -4945,45 +5104,45 @@
       <w:color w:val="007020"/>
     </w:rPr>
   </w:style>
-  <w:style w:type="character" w:customStyle="1" w:styleId="OperatorTok">
+  <w:style w:customStyle="1" w:styleId="OperatorTok" w:type="character">
     <w:name w:val="OperatorTok"/>
     <w:basedOn w:val="VerbatimChar"/>
     <w:rPr>
       <w:color w:val="666666"/>
     </w:rPr>
   </w:style>
-  <w:style w:type="character" w:customStyle="1" w:styleId="BuiltInTok">
+  <w:style w:customStyle="1" w:styleId="BuiltInTok" w:type="character">
     <w:name w:val="BuiltInTok"/>
     <w:basedOn w:val="VerbatimChar"/>
     <w:rPr>
       <w:color w:val="008000"/>
     </w:rPr>
   </w:style>
-  <w:style w:type="character" w:customStyle="1" w:styleId="ExtensionTok">
+  <w:style w:customStyle="1" w:styleId="ExtensionTok" w:type="character">
     <w:name w:val="ExtensionTok"/>
     <w:basedOn w:val="VerbatimChar"/>
     <w:rPr/>
   </w:style>
-  <w:style w:type="character" w:customStyle="1" w:styleId="PreprocessorTok">
+  <w:style w:customStyle="1" w:styleId="PreprocessorTok" w:type="character">
     <w:name w:val="PreprocessorTok"/>
     <w:basedOn w:val="VerbatimChar"/>
     <w:rPr>
       <w:color w:val="bc7a00"/>
     </w:rPr>
   </w:style>
-  <w:style w:type="character" w:customStyle="1" w:styleId="AttributeTok">
+  <w:style w:customStyle="1" w:styleId="AttributeTok" w:type="character">
     <w:name w:val="AttributeTok"/>
     <w:basedOn w:val="VerbatimChar"/>
     <w:rPr>
       <w:color w:val="7d9029"/>
     </w:rPr>
   </w:style>
-  <w:style w:type="character" w:customStyle="1" w:styleId="RegionMarkerTok">
+  <w:style w:customStyle="1" w:styleId="RegionMarkerTok" w:type="character">
     <w:name w:val="RegionMarkerTok"/>
     <w:basedOn w:val="VerbatimChar"/>
     <w:rPr/>
   </w:style>
-  <w:style w:type="character" w:customStyle="1" w:styleId="InformationTok">
+  <w:style w:customStyle="1" w:styleId="InformationTok" w:type="character">
     <w:name w:val="InformationTok"/>
     <w:basedOn w:val="VerbatimChar"/>
     <w:rPr>
@@ -4992,7 +5151,7 @@
       <w:color w:val="60a0b0"/>
     </w:rPr>
   </w:style>
-  <w:style w:type="character" w:customStyle="1" w:styleId="WarningTok">
+  <w:style w:customStyle="1" w:styleId="WarningTok" w:type="character">
     <w:name w:val="WarningTok"/>
     <w:basedOn w:val="VerbatimChar"/>
     <w:rPr>
@@ -5001,7 +5160,7 @@
       <w:color w:val="60a0b0"/>
     </w:rPr>
   </w:style>
-  <w:style w:type="character" w:customStyle="1" w:styleId="AlertTok">
+  <w:style w:customStyle="1" w:styleId="AlertTok" w:type="character">
     <w:name w:val="AlertTok"/>
     <w:basedOn w:val="VerbatimChar"/>
     <w:rPr>
@@ -5009,7 +5168,7 @@
       <w:color w:val="ff0000"/>
     </w:rPr>
   </w:style>
-  <w:style w:type="character" w:customStyle="1" w:styleId="ErrorTok">
+  <w:style w:customStyle="1" w:styleId="ErrorTok" w:type="character">
     <w:name w:val="ErrorTok"/>
     <w:basedOn w:val="VerbatimChar"/>
     <w:rPr>
@@ -5017,7 +5176,7 @@
       <w:color w:val="ff0000"/>
     </w:rPr>
   </w:style>
-  <w:style w:type="character" w:customStyle="1" w:styleId="NormalTok">
+  <w:style w:customStyle="1" w:styleId="NormalTok" w:type="character">
     <w:name w:val="NormalTok"/>
     <w:basedOn w:val="VerbatimChar"/>
     <w:rPr/>
